--- a/reports/sunspot_electronic_online_shop_final_report.docx
+++ b/reports/sunspot_electronic_online_shop_final_report.docx
@@ -4,397 +4,35 @@
   <w:body>
     <w:p>
       <w:pPr>
-        <w:spacing w:after="160"/>
-        <w:jc w:val="center"/>
+        <w:pStyle w:val="Heading1"/>
       </w:pPr>
       <w:r>
-        <w:rPr>
-          <w:b/>
-          <w:color w:val="0B2545"/>
-          <w:sz w:val="44"/>
-        </w:rPr>
-        <w:t>Electronic Online Shop Machine Learning Analysis</w:t>
+        <w:t>Sunspot - Electronic Online Shop Machine Learning Analysis</w:t>
+      </w:r>
+    </w:p>
+    <w:p>
+      <w:r>
+        <w:t>Application: Sunspot</w:t>
+      </w:r>
+    </w:p>
+    <w:p>
+      <w:r>
+        <w:t>Project: Electronic Online Shop Machine Learning</w:t>
+      </w:r>
+    </w:p>
+    <w:p>
+      <w:r>
+        <w:t>Target variable: DemandLevel</w:t>
+      </w:r>
+    </w:p>
+    <w:p>
+      <w:r>
+        <w:t>Dataset: data/sunspot_electronic_online_shop.csv</w:t>
       </w:r>
     </w:p>
     <w:p>
       <w:pPr>
-        <w:spacing w:after="360"/>
-        <w:jc w:val="center"/>
-      </w:pPr>
-      <w:r>
-        <w:rPr>
-          <w:color w:val="1F4D78"/>
-          <w:sz w:val="28"/>
-        </w:rPr>
-        <w:t>University-Level Final Report</w:t>
-      </w:r>
-    </w:p>
-    <w:tbl>
-      <w:tblPr>
-        <w:tblStyle w:val="TableGrid"/>
-        <w:tblW w:type="auto" w:w="0"/>
-        <w:jc w:val="center"/>
-        <w:tblLayout w:type="fixed"/>
-        <w:tblLook w:firstColumn="1" w:firstRow="1" w:lastColumn="0" w:lastRow="0" w:noHBand="0" w:noVBand="1" w:val="04A0"/>
-      </w:tblPr>
-      <w:tblGrid>
-        <w:gridCol w:w="4680"/>
-        <w:gridCol w:w="4680"/>
-      </w:tblGrid>
-      <w:tr>
-        <w:tc>
-          <w:tcPr>
-            <w:tcW w:type="dxa" w:w="2736"/>
-            <w:vAlign w:val="center"/>
-            <w:shd w:fill="F2F4F7"/>
-          </w:tcPr>
-          <w:p>
-            <w:r/>
-            <w:r>
-              <w:rPr>
-                <w:b/>
-                <w:sz w:val="18"/>
-              </w:rPr>
-              <w:t>Field</w:t>
-            </w:r>
-          </w:p>
-        </w:tc>
-        <w:tc>
-          <w:tcPr>
-            <w:tcW w:type="dxa" w:w="6624"/>
-            <w:vAlign w:val="center"/>
-            <w:shd w:fill="F2F4F7"/>
-          </w:tcPr>
-          <w:p>
-            <w:r/>
-            <w:r>
-              <w:rPr>
-                <w:b/>
-                <w:sz w:val="18"/>
-              </w:rPr>
-              <w:t>Details</w:t>
-            </w:r>
-          </w:p>
-        </w:tc>
-      </w:tr>
-      <w:tr>
-        <w:tc>
-          <w:tcPr>
-            <w:tcW w:type="dxa" w:w="2736"/>
-            <w:vAlign w:val="center"/>
-          </w:tcPr>
-          <w:p>
-            <w:r/>
-            <w:r>
-              <w:rPr>
-                <w:b w:val="0"/>
-                <w:sz w:val="18"/>
-              </w:rPr>
-              <w:t>Project</w:t>
-            </w:r>
-          </w:p>
-        </w:tc>
-        <w:tc>
-          <w:tcPr>
-            <w:tcW w:type="dxa" w:w="6624"/>
-            <w:vAlign w:val="center"/>
-          </w:tcPr>
-          <w:p>
-            <w:r/>
-            <w:r>
-              <w:rPr>
-                <w:b w:val="0"/>
-                <w:sz w:val="18"/>
-              </w:rPr>
-              <w:t>Electronic Online Shop Machine Learning</w:t>
-            </w:r>
-          </w:p>
-        </w:tc>
-      </w:tr>
-      <w:tr>
-        <w:tc>
-          <w:tcPr>
-            <w:tcW w:type="dxa" w:w="2736"/>
-            <w:vAlign w:val="center"/>
-          </w:tcPr>
-          <w:p>
-            <w:r/>
-            <w:r>
-              <w:rPr>
-                <w:b w:val="0"/>
-                <w:sz w:val="18"/>
-              </w:rPr>
-              <w:t>Prepared by</w:t>
-            </w:r>
-          </w:p>
-        </w:tc>
-        <w:tc>
-          <w:tcPr>
-            <w:tcW w:type="dxa" w:w="6624"/>
-            <w:vAlign w:val="center"/>
-          </w:tcPr>
-          <w:p>
-            <w:r/>
-            <w:r>
-              <w:rPr>
-                <w:b w:val="0"/>
-                <w:sz w:val="18"/>
-              </w:rPr>
-              <w:t>Personi B</w:t>
-            </w:r>
-          </w:p>
-        </w:tc>
-      </w:tr>
-      <w:tr>
-        <w:tc>
-          <w:tcPr>
-            <w:tcW w:type="dxa" w:w="2736"/>
-            <w:vAlign w:val="center"/>
-          </w:tcPr>
-          <w:p>
-            <w:r/>
-            <w:r>
-              <w:rPr>
-                <w:b w:val="0"/>
-                <w:sz w:val="18"/>
-              </w:rPr>
-              <w:t>Target variable</w:t>
-            </w:r>
-          </w:p>
-        </w:tc>
-        <w:tc>
-          <w:tcPr>
-            <w:tcW w:type="dxa" w:w="6624"/>
-            <w:vAlign w:val="center"/>
-          </w:tcPr>
-          <w:p>
-            <w:r/>
-            <w:r>
-              <w:rPr>
-                <w:b w:val="0"/>
-                <w:sz w:val="18"/>
-              </w:rPr>
-              <w:t>DemandLevel</w:t>
-            </w:r>
-          </w:p>
-        </w:tc>
-      </w:tr>
-      <w:tr>
-        <w:tc>
-          <w:tcPr>
-            <w:tcW w:type="dxa" w:w="2736"/>
-            <w:vAlign w:val="center"/>
-          </w:tcPr>
-          <w:p>
-            <w:r/>
-            <w:r>
-              <w:rPr>
-                <w:b w:val="0"/>
-                <w:sz w:val="18"/>
-              </w:rPr>
-              <w:t>Main tasks</w:t>
-            </w:r>
-          </w:p>
-        </w:tc>
-        <w:tc>
-          <w:tcPr>
-            <w:tcW w:type="dxa" w:w="6624"/>
-            <w:vAlign w:val="center"/>
-          </w:tcPr>
-          <w:p>
-            <w:r/>
-            <w:r>
-              <w:rPr>
-                <w:b w:val="0"/>
-                <w:sz w:val="18"/>
-              </w:rPr>
-              <w:t>Logistic Regression, Neural Networks, K-Means, Final Comparison</w:t>
-            </w:r>
-          </w:p>
-        </w:tc>
-      </w:tr>
-    </w:tbl>
-    <w:p/>
-    <w:p>
-      <w:r>
-        <w:rPr>
-          <w:b/>
-        </w:rPr>
-        <w:t xml:space="preserve">Data availability note: </w:t>
-      </w:r>
-      <w:r>
-        <w:t>The official CSV was not present in the workspace at generation time. The code and report are ready for the official dataset. Numerical results should be taken from the notebook outputs after running with data/electronic_online_shop.csv.</w:t>
-      </w:r>
-    </w:p>
-    <w:p>
-      <w:r>
-        <w:br w:type="page"/>
-      </w:r>
-    </w:p>
-    <w:p>
-      <w:pPr>
-        <w:pStyle w:val="Heading1"/>
-      </w:pPr>
-      <w:r>
-        <w:t>Table of Contents</w:t>
-      </w:r>
-    </w:p>
-    <w:p>
-      <w:pPr>
-        <w:pStyle w:val="ListNumber"/>
-      </w:pPr>
-      <w:r>
-        <w:t>1. Introduction</w:t>
-      </w:r>
-    </w:p>
-    <w:p>
-      <w:pPr>
-        <w:pStyle w:val="ListNumber"/>
-      </w:pPr>
-      <w:r>
-        <w:t>2. Problem Statement</w:t>
-      </w:r>
-    </w:p>
-    <w:p>
-      <w:pPr>
-        <w:pStyle w:val="ListNumber"/>
-      </w:pPr>
-      <w:r>
-        <w:t>3. Dataset Description</w:t>
-      </w:r>
-    </w:p>
-    <w:p>
-      <w:pPr>
-        <w:pStyle w:val="ListNumber"/>
-      </w:pPr>
-      <w:r>
-        <w:t>4. Data Preprocessing</w:t>
-      </w:r>
-    </w:p>
-    <w:p>
-      <w:pPr>
-        <w:pStyle w:val="ListNumber"/>
-      </w:pPr>
-      <w:r>
-        <w:t>5. Classification Models</w:t>
-      </w:r>
-    </w:p>
-    <w:p>
-      <w:pPr>
-        <w:pStyle w:val="ListNumber"/>
-      </w:pPr>
-      <w:r>
-        <w:t>6. Logistic Regression</w:t>
-      </w:r>
-    </w:p>
-    <w:p>
-      <w:pPr>
-        <w:pStyle w:val="ListNumber"/>
-      </w:pPr>
-      <w:r>
-        <w:t>7. Neural Networks</w:t>
-      </w:r>
-    </w:p>
-    <w:p>
-      <w:pPr>
-        <w:pStyle w:val="ListNumber"/>
-      </w:pPr>
-      <w:r>
-        <w:t>8. Hyperparameter Tuning</w:t>
-      </w:r>
-    </w:p>
-    <w:p>
-      <w:pPr>
-        <w:pStyle w:val="ListNumber"/>
-      </w:pPr>
-      <w:r>
-        <w:t>9. Clustering</w:t>
-      </w:r>
-    </w:p>
-    <w:p>
-      <w:pPr>
-        <w:pStyle w:val="ListNumber"/>
-      </w:pPr>
-      <w:r>
-        <w:t>10. Results</w:t>
-      </w:r>
-    </w:p>
-    <w:p>
-      <w:pPr>
-        <w:pStyle w:val="ListNumber"/>
-      </w:pPr>
-      <w:r>
-        <w:t>11. Discussion</w:t>
-      </w:r>
-    </w:p>
-    <w:p>
-      <w:pPr>
-        <w:pStyle w:val="ListNumber"/>
-      </w:pPr>
-      <w:r>
-        <w:t>12. Conclusion</w:t>
-      </w:r>
-    </w:p>
-    <w:p>
-      <w:r>
-        <w:br w:type="page"/>
-      </w:r>
-    </w:p>
-    <w:p>
-      <w:pPr>
-        <w:pStyle w:val="Heading1"/>
-      </w:pPr>
-      <w:r>
-        <w:t>Methodology Workflow</w:t>
-      </w:r>
-    </w:p>
-    <w:p>
-      <w:r>
-        <w:drawing>
-          <wp:inline xmlns:a="http://schemas.openxmlformats.org/drawingml/2006/main" xmlns:pic="http://schemas.openxmlformats.org/drawingml/2006/picture">
-            <wp:extent cx="5897880" cy="2044598"/>
-            <wp:docPr id="1" name="Picture 1"/>
-            <wp:cNvGraphicFramePr>
-              <a:graphicFrameLocks noChangeAspect="1"/>
-            </wp:cNvGraphicFramePr>
-            <a:graphic>
-              <a:graphicData uri="http://schemas.openxmlformats.org/drawingml/2006/picture">
-                <pic:pic>
-                  <pic:nvPicPr>
-                    <pic:cNvPr id="0" name="workflow_diagram.png"/>
-                    <pic:cNvPicPr/>
-                  </pic:nvPicPr>
-                  <pic:blipFill>
-                    <a:blip r:embed="rId9"/>
-                    <a:stretch>
-                      <a:fillRect/>
-                    </a:stretch>
-                  </pic:blipFill>
-                  <pic:spPr>
-                    <a:xfrm>
-                      <a:off x="0" y="0"/>
-                      <a:ext cx="5897880" cy="2044598"/>
-                    </a:xfrm>
-                    <a:prstGeom prst="rect"/>
-                  </pic:spPr>
-                </pic:pic>
-              </a:graphicData>
-            </a:graphic>
-          </wp:inline>
-        </w:drawing>
-      </w:r>
-    </w:p>
-    <w:p>
-      <w:pPr>
-        <w:jc w:val="center"/>
-      </w:pPr>
-      <w:r>
-        <w:t>Figure 1. End-to-end machine learning workflow for the Electronic Online Shop project.</w:t>
-      </w:r>
-    </w:p>
-    <w:p>
-      <w:pPr>
-        <w:pStyle w:val="Heading1"/>
+        <w:pStyle w:val="Heading2"/>
       </w:pPr>
       <w:r>
         <w:t>1. Introduction</w:t>
@@ -402,38 +40,191 @@
     </w:p>
     <w:p>
       <w:r>
-        <w:t>Electronic commerce platforms produce large volumes of product, customer, and transaction data. Machine learning can use this data to predict demand levels, support inventory planning, improve marketing decisions, and guide business strategy. This report presents the Personi B part of the Electronic Online Shop Machine Learning project, focusing on classification, neural networks, hyperparameter tuning, clustering, and final comparison.</w:t>
+        <w:t>Electronic commerce platforms use product, sales, pricing, review, stock, and customer-behavior signals to understand product demand. This project applies machine learning to classify electronic products into Low, Medium, and High demand levels and uses clustering to investigate whether natural groups in the data align with the supervised demand labels.</w:t>
       </w:r>
     </w:p>
     <w:p>
       <w:pPr>
-        <w:pStyle w:val="Heading1"/>
+        <w:pStyle w:val="Heading2"/>
       </w:pPr>
       <w:r>
-        <w:t>2. Problem Statement</w:t>
+        <w:t>2. Dataset Origin and Limitations</w:t>
       </w:r>
     </w:p>
     <w:p>
       <w:r>
-        <w:t>The supervised learning objective is to predict the DemandLevel category for each online shop record. The unsupervised objective is to test whether K-Means clusters reveal natural groupings that are similar to the real demand labels.</w:t>
+        <w:t>The dataset used in this project is a synthetic but realistic e-commerce dataset generated for academic ML experimentation. It is not presented as a real company dataset.</w:t>
+      </w:r>
+    </w:p>
+    <w:p>
+      <w:r>
+        <w:t>This dataset is acceptable for the university ML task because it contains realistic Electronic Online Shop variables:</w:t>
       </w:r>
     </w:p>
     <w:p>
       <w:pPr>
-        <w:pStyle w:val="Heading1"/>
+        <w:pStyle w:val="ListBullet"/>
       </w:pPr>
       <w:r>
-        <w:t>3. Dataset Description</w:t>
+        <w:t>Product identity and product name</w:t>
+      </w:r>
+    </w:p>
+    <w:p>
+      <w:pPr>
+        <w:pStyle w:val="ListBullet"/>
+      </w:pPr>
+      <w:r>
+        <w:t>Category and brand</w:t>
+      </w:r>
+    </w:p>
+    <w:p>
+      <w:pPr>
+        <w:pStyle w:val="ListBullet"/>
+      </w:pPr>
+      <w:r>
+        <w:t>Price</w:t>
+      </w:r>
+    </w:p>
+    <w:p>
+      <w:pPr>
+        <w:pStyle w:val="ListBullet"/>
+      </w:pPr>
+      <w:r>
+        <w:t>Rating</w:t>
+      </w:r>
+    </w:p>
+    <w:p>
+      <w:pPr>
+        <w:pStyle w:val="ListBullet"/>
+      </w:pPr>
+      <w:r>
+        <w:t>Number of reviews</w:t>
+      </w:r>
+    </w:p>
+    <w:p>
+      <w:pPr>
+        <w:pStyle w:val="ListBullet"/>
+      </w:pPr>
+      <w:r>
+        <w:t>Stock quantity</w:t>
+      </w:r>
+    </w:p>
+    <w:p>
+      <w:pPr>
+        <w:pStyle w:val="ListBullet"/>
+      </w:pPr>
+      <w:r>
+        <w:t>Discount percentage</w:t>
+      </w:r>
+    </w:p>
+    <w:p>
+      <w:pPr>
+        <w:pStyle w:val="ListBullet"/>
+      </w:pPr>
+      <w:r>
+        <w:t>Warranty months</w:t>
+      </w:r>
+    </w:p>
+    <w:p>
+      <w:pPr>
+        <w:pStyle w:val="ListBullet"/>
+      </w:pPr>
+      <w:r>
+        <w:t>Sold units</w:t>
+      </w:r>
+    </w:p>
+    <w:p>
+      <w:pPr>
+        <w:pStyle w:val="ListBullet"/>
+      </w:pPr>
+      <w:r>
+        <w:t>Demand level</w:t>
       </w:r>
     </w:p>
     <w:p>
       <w:r>
-        <w:t>The expected input is data/electronic_online_shop.csv. The required target column is DemandLevel. The implementation automatically detects numerical and categorical features, which makes the solution flexible across dataset versions.</w:t>
+        <w:t>The dataset has 2400 rows and enough feature variety to support classification, preprocessing, feature selection, hyperparameter tuning, and clustering experiments.</w:t>
+      </w:r>
+    </w:p>
+    <w:p>
+      <w:r>
+        <w:t>Limitations:</w:t>
       </w:r>
     </w:p>
     <w:p>
       <w:pPr>
-        <w:pStyle w:val="Heading1"/>
+        <w:pStyle w:val="ListBullet"/>
+      </w:pPr>
+      <w:r>
+        <w:t>Synthetic data may not contain the same complexity as real transaction history.</w:t>
+      </w:r>
+    </w:p>
+    <w:p>
+      <w:pPr>
+        <w:pStyle w:val="ListBullet"/>
+      </w:pPr>
+      <w:r>
+        <w:t>The `Low`, `Medium`, and `High` classes overlap, which reduces model separability.</w:t>
+      </w:r>
+    </w:p>
+    <w:p>
+      <w:pPr>
+        <w:pStyle w:val="ListBullet"/>
+      </w:pPr>
+      <w:r>
+        <w:t>Demand labels may contain simplified or noisy patterns.</w:t>
+      </w:r>
+    </w:p>
+    <w:p>
+      <w:pPr>
+        <w:pStyle w:val="ListBullet"/>
+      </w:pPr>
+      <w:r>
+        <w:t>The dataset does not include detailed time-series signals such as daily sales, seasonality, campaigns, product views, cart additions, and customer sessions.</w:t>
+      </w:r>
+    </w:p>
+    <w:p>
+      <w:r>
+        <w:t>Recommended real public dataset sources for future comparison include Kaggle e-commerce behavior datasets, UCI Online Retail datasets, or real store transaction exports if available.</w:t>
+      </w:r>
+    </w:p>
+    <w:p>
+      <w:pPr>
+        <w:pStyle w:val="Heading2"/>
+      </w:pPr>
+      <w:r>
+        <w:t>3. Problem Statement</w:t>
+      </w:r>
+    </w:p>
+    <w:p>
+      <w:r>
+        <w:t>The supervised learning task is multiclass classification:</w:t>
+      </w:r>
+    </w:p>
+    <w:p>
+      <w:pPr>
+        <w:pStyle w:val="IntenseQuote"/>
+      </w:pPr>
+      <w:r>
+        <w:t>Predict `DemandLevel` as `Low`, `Medium`, or `High`.</w:t>
+      </w:r>
+    </w:p>
+    <w:p>
+      <w:r>
+        <w:t>The unsupervised learning task is clustering:</w:t>
+      </w:r>
+    </w:p>
+    <w:p>
+      <w:pPr>
+        <w:pStyle w:val="IntenseQuote"/>
+      </w:pPr>
+      <w:r>
+        <w:t>Remove the target label and test whether natural product groups correspond to the known demand classes.</w:t>
+      </w:r>
+    </w:p>
+    <w:p>
+      <w:pPr>
+        <w:pStyle w:val="Heading2"/>
       </w:pPr>
       <w:r>
         <w:t>4. Data Preprocessing</w:t>
@@ -441,1351 +232,901 @@
     </w:p>
     <w:p>
       <w:r>
-        <w:t>The preprocessing workflow separates features from the target, performs a stratified train-test split, standardizes numerical variables, one-hot encodes categorical variables, and applies all transformations inside scikit-learn pipelines to prevent data leakage.</w:t>
+        <w:t>The preprocessing pipeline is consistent across the main classification pipeline, feature selection, and clustering.</w:t>
+      </w:r>
+    </w:p>
+    <w:p>
+      <w:r>
+        <w:t>Numerical features:</w:t>
       </w:r>
     </w:p>
     <w:p>
       <w:pPr>
-        <w:pStyle w:val="Heading1"/>
+        <w:pStyle w:val="ListBullet"/>
       </w:pPr>
       <w:r>
-        <w:t>5. Classification Models</w:t>
+        <w:t>`SimpleImputer(strategy="median")`</w:t>
+      </w:r>
+    </w:p>
+    <w:p>
+      <w:pPr>
+        <w:pStyle w:val="ListBullet"/>
+      </w:pPr>
+      <w:r>
+        <w:t>`StandardScaler()`</w:t>
       </w:r>
     </w:p>
     <w:p>
       <w:r>
-        <w:t>The project compares KNN, Decision Tree, Random Forest, Logistic Regression, Neural Network Architecture 1, and Neural Network Architecture 2. Weighted Accuracy, Precision, Recall, and F1 Score are calculated, and confusion matrices are generated for model-level error analysis.</w:t>
+        <w:t>Categorical features:</w:t>
       </w:r>
     </w:p>
-    <w:tbl>
-      <w:tblPr>
-        <w:tblStyle w:val="TableGrid"/>
-        <w:tblW w:type="auto" w:w="0"/>
-        <w:jc w:val="center"/>
-        <w:tblLayout w:type="fixed"/>
-        <w:tblLook w:firstColumn="1" w:firstRow="1" w:lastColumn="0" w:lastRow="0" w:noHBand="0" w:noVBand="1" w:val="04A0"/>
-      </w:tblPr>
-      <w:tblGrid>
-        <w:gridCol w:w="1872"/>
-        <w:gridCol w:w="1872"/>
-        <w:gridCol w:w="1872"/>
-        <w:gridCol w:w="1872"/>
-        <w:gridCol w:w="1872"/>
-      </w:tblGrid>
-      <w:tr>
-        <w:tc>
-          <w:tcPr>
-            <w:tcW w:type="dxa" w:w="2880"/>
-            <w:vAlign w:val="center"/>
-            <w:shd w:fill="F2F4F7"/>
-          </w:tcPr>
-          <w:p>
-            <w:r/>
-            <w:r>
-              <w:rPr>
-                <w:b/>
-                <w:sz w:val="18"/>
-              </w:rPr>
-              <w:t>Model</w:t>
-            </w:r>
-          </w:p>
-        </w:tc>
-        <w:tc>
-          <w:tcPr>
-            <w:tcW w:type="dxa" w:w="1584"/>
-            <w:vAlign w:val="center"/>
-            <w:shd w:fill="F2F4F7"/>
-          </w:tcPr>
-          <w:p>
-            <w:r/>
-            <w:r>
-              <w:rPr>
-                <w:b/>
-                <w:sz w:val="18"/>
-              </w:rPr>
-              <w:t>Accuracy</w:t>
-            </w:r>
-          </w:p>
-        </w:tc>
-        <w:tc>
-          <w:tcPr>
-            <w:tcW w:type="dxa" w:w="1584"/>
-            <w:vAlign w:val="center"/>
-            <w:shd w:fill="F2F4F7"/>
-          </w:tcPr>
-          <w:p>
-            <w:r/>
-            <w:r>
-              <w:rPr>
-                <w:b/>
-                <w:sz w:val="18"/>
-              </w:rPr>
-              <w:t>Precision</w:t>
-            </w:r>
-          </w:p>
-        </w:tc>
-        <w:tc>
-          <w:tcPr>
-            <w:tcW w:type="dxa" w:w="1584"/>
-            <w:vAlign w:val="center"/>
-            <w:shd w:fill="F2F4F7"/>
-          </w:tcPr>
-          <w:p>
-            <w:r/>
-            <w:r>
-              <w:rPr>
-                <w:b/>
-                <w:sz w:val="18"/>
-              </w:rPr>
-              <w:t>Recall</w:t>
-            </w:r>
-          </w:p>
-        </w:tc>
-        <w:tc>
-          <w:tcPr>
-            <w:tcW w:type="dxa" w:w="1584"/>
-            <w:vAlign w:val="center"/>
-            <w:shd w:fill="F2F4F7"/>
-          </w:tcPr>
-          <w:p>
-            <w:r/>
-            <w:r>
-              <w:rPr>
-                <w:b/>
-                <w:sz w:val="18"/>
-              </w:rPr>
-              <w:t>F1 Score</w:t>
-            </w:r>
-          </w:p>
-        </w:tc>
-      </w:tr>
-      <w:tr>
-        <w:tc>
-          <w:tcPr>
-            <w:tcW w:type="dxa" w:w="2880"/>
-            <w:vAlign w:val="center"/>
-          </w:tcPr>
-          <w:p>
-            <w:r/>
-            <w:r>
-              <w:rPr>
-                <w:b w:val="0"/>
-                <w:sz w:val="18"/>
-              </w:rPr>
-              <w:t>KNN</w:t>
-            </w:r>
-          </w:p>
-        </w:tc>
-        <w:tc>
-          <w:tcPr>
-            <w:tcW w:type="dxa" w:w="1584"/>
-            <w:vAlign w:val="center"/>
-          </w:tcPr>
-          <w:p>
-            <w:r/>
-            <w:r>
-              <w:rPr>
-                <w:b w:val="0"/>
-                <w:sz w:val="18"/>
-              </w:rPr>
-              <w:t>Notebook output</w:t>
-            </w:r>
-          </w:p>
-        </w:tc>
-        <w:tc>
-          <w:tcPr>
-            <w:tcW w:type="dxa" w:w="1584"/>
-            <w:vAlign w:val="center"/>
-          </w:tcPr>
-          <w:p>
-            <w:r/>
-            <w:r>
-              <w:rPr>
-                <w:b w:val="0"/>
-                <w:sz w:val="18"/>
-              </w:rPr>
-              <w:t>Notebook output</w:t>
-            </w:r>
-          </w:p>
-        </w:tc>
-        <w:tc>
-          <w:tcPr>
-            <w:tcW w:type="dxa" w:w="1584"/>
-            <w:vAlign w:val="center"/>
-          </w:tcPr>
-          <w:p>
-            <w:r/>
-            <w:r>
-              <w:rPr>
-                <w:b w:val="0"/>
-                <w:sz w:val="18"/>
-              </w:rPr>
-              <w:t>Notebook output</w:t>
-            </w:r>
-          </w:p>
-        </w:tc>
-        <w:tc>
-          <w:tcPr>
-            <w:tcW w:type="dxa" w:w="1584"/>
-            <w:vAlign w:val="center"/>
-          </w:tcPr>
-          <w:p>
-            <w:r/>
-            <w:r>
-              <w:rPr>
-                <w:b w:val="0"/>
-                <w:sz w:val="18"/>
-              </w:rPr>
-              <w:t>Notebook output</w:t>
-            </w:r>
-          </w:p>
-        </w:tc>
-      </w:tr>
-      <w:tr>
-        <w:tc>
-          <w:tcPr>
-            <w:tcW w:type="dxa" w:w="2880"/>
-            <w:vAlign w:val="center"/>
-          </w:tcPr>
-          <w:p>
-            <w:r/>
-            <w:r>
-              <w:rPr>
-                <w:b w:val="0"/>
-                <w:sz w:val="18"/>
-              </w:rPr>
-              <w:t>Decision Tree</w:t>
-            </w:r>
-          </w:p>
-        </w:tc>
-        <w:tc>
-          <w:tcPr>
-            <w:tcW w:type="dxa" w:w="1584"/>
-            <w:vAlign w:val="center"/>
-          </w:tcPr>
-          <w:p>
-            <w:r/>
-            <w:r>
-              <w:rPr>
-                <w:b w:val="0"/>
-                <w:sz w:val="18"/>
-              </w:rPr>
-              <w:t>Notebook output</w:t>
-            </w:r>
-          </w:p>
-        </w:tc>
-        <w:tc>
-          <w:tcPr>
-            <w:tcW w:type="dxa" w:w="1584"/>
-            <w:vAlign w:val="center"/>
-          </w:tcPr>
-          <w:p>
-            <w:r/>
-            <w:r>
-              <w:rPr>
-                <w:b w:val="0"/>
-                <w:sz w:val="18"/>
-              </w:rPr>
-              <w:t>Notebook output</w:t>
-            </w:r>
-          </w:p>
-        </w:tc>
-        <w:tc>
-          <w:tcPr>
-            <w:tcW w:type="dxa" w:w="1584"/>
-            <w:vAlign w:val="center"/>
-          </w:tcPr>
-          <w:p>
-            <w:r/>
-            <w:r>
-              <w:rPr>
-                <w:b w:val="0"/>
-                <w:sz w:val="18"/>
-              </w:rPr>
-              <w:t>Notebook output</w:t>
-            </w:r>
-          </w:p>
-        </w:tc>
-        <w:tc>
-          <w:tcPr>
-            <w:tcW w:type="dxa" w:w="1584"/>
-            <w:vAlign w:val="center"/>
-          </w:tcPr>
-          <w:p>
-            <w:r/>
-            <w:r>
-              <w:rPr>
-                <w:b w:val="0"/>
-                <w:sz w:val="18"/>
-              </w:rPr>
-              <w:t>Notebook output</w:t>
-            </w:r>
-          </w:p>
-        </w:tc>
-      </w:tr>
-      <w:tr>
-        <w:tc>
-          <w:tcPr>
-            <w:tcW w:type="dxa" w:w="2880"/>
-            <w:vAlign w:val="center"/>
-          </w:tcPr>
-          <w:p>
-            <w:r/>
-            <w:r>
-              <w:rPr>
-                <w:b w:val="0"/>
-                <w:sz w:val="18"/>
-              </w:rPr>
-              <w:t>Random Forest</w:t>
-            </w:r>
-          </w:p>
-        </w:tc>
-        <w:tc>
-          <w:tcPr>
-            <w:tcW w:type="dxa" w:w="1584"/>
-            <w:vAlign w:val="center"/>
-          </w:tcPr>
-          <w:p>
-            <w:r/>
-            <w:r>
-              <w:rPr>
-                <w:b w:val="0"/>
-                <w:sz w:val="18"/>
-              </w:rPr>
-              <w:t>Notebook output</w:t>
-            </w:r>
-          </w:p>
-        </w:tc>
-        <w:tc>
-          <w:tcPr>
-            <w:tcW w:type="dxa" w:w="1584"/>
-            <w:vAlign w:val="center"/>
-          </w:tcPr>
-          <w:p>
-            <w:r/>
-            <w:r>
-              <w:rPr>
-                <w:b w:val="0"/>
-                <w:sz w:val="18"/>
-              </w:rPr>
-              <w:t>Notebook output</w:t>
-            </w:r>
-          </w:p>
-        </w:tc>
-        <w:tc>
-          <w:tcPr>
-            <w:tcW w:type="dxa" w:w="1584"/>
-            <w:vAlign w:val="center"/>
-          </w:tcPr>
-          <w:p>
-            <w:r/>
-            <w:r>
-              <w:rPr>
-                <w:b w:val="0"/>
-                <w:sz w:val="18"/>
-              </w:rPr>
-              <w:t>Notebook output</w:t>
-            </w:r>
-          </w:p>
-        </w:tc>
-        <w:tc>
-          <w:tcPr>
-            <w:tcW w:type="dxa" w:w="1584"/>
-            <w:vAlign w:val="center"/>
-          </w:tcPr>
-          <w:p>
-            <w:r/>
-            <w:r>
-              <w:rPr>
-                <w:b w:val="0"/>
-                <w:sz w:val="18"/>
-              </w:rPr>
-              <w:t>Notebook output</w:t>
-            </w:r>
-          </w:p>
-        </w:tc>
-      </w:tr>
-      <w:tr>
-        <w:tc>
-          <w:tcPr>
-            <w:tcW w:type="dxa" w:w="2880"/>
-            <w:vAlign w:val="center"/>
-          </w:tcPr>
-          <w:p>
-            <w:r/>
-            <w:r>
-              <w:rPr>
-                <w:b w:val="0"/>
-                <w:sz w:val="18"/>
-              </w:rPr>
-              <w:t>Logistic Regression</w:t>
-            </w:r>
-          </w:p>
-        </w:tc>
-        <w:tc>
-          <w:tcPr>
-            <w:tcW w:type="dxa" w:w="1584"/>
-            <w:vAlign w:val="center"/>
-          </w:tcPr>
-          <w:p>
-            <w:r/>
-            <w:r>
-              <w:rPr>
-                <w:b w:val="0"/>
-                <w:sz w:val="18"/>
-              </w:rPr>
-              <w:t>Notebook output</w:t>
-            </w:r>
-          </w:p>
-        </w:tc>
-        <w:tc>
-          <w:tcPr>
-            <w:tcW w:type="dxa" w:w="1584"/>
-            <w:vAlign w:val="center"/>
-          </w:tcPr>
-          <w:p>
-            <w:r/>
-            <w:r>
-              <w:rPr>
-                <w:b w:val="0"/>
-                <w:sz w:val="18"/>
-              </w:rPr>
-              <w:t>Notebook output</w:t>
-            </w:r>
-          </w:p>
-        </w:tc>
-        <w:tc>
-          <w:tcPr>
-            <w:tcW w:type="dxa" w:w="1584"/>
-            <w:vAlign w:val="center"/>
-          </w:tcPr>
-          <w:p>
-            <w:r/>
-            <w:r>
-              <w:rPr>
-                <w:b w:val="0"/>
-                <w:sz w:val="18"/>
-              </w:rPr>
-              <w:t>Notebook output</w:t>
-            </w:r>
-          </w:p>
-        </w:tc>
-        <w:tc>
-          <w:tcPr>
-            <w:tcW w:type="dxa" w:w="1584"/>
-            <w:vAlign w:val="center"/>
-          </w:tcPr>
-          <w:p>
-            <w:r/>
-            <w:r>
-              <w:rPr>
-                <w:b w:val="0"/>
-                <w:sz w:val="18"/>
-              </w:rPr>
-              <w:t>Notebook output</w:t>
-            </w:r>
-          </w:p>
-        </w:tc>
-      </w:tr>
-      <w:tr>
-        <w:tc>
-          <w:tcPr>
-            <w:tcW w:type="dxa" w:w="2880"/>
-            <w:vAlign w:val="center"/>
-          </w:tcPr>
-          <w:p>
-            <w:r/>
-            <w:r>
-              <w:rPr>
-                <w:b w:val="0"/>
-                <w:sz w:val="18"/>
-              </w:rPr>
-              <w:t>Neural Network Arch. 1</w:t>
-            </w:r>
-          </w:p>
-        </w:tc>
-        <w:tc>
-          <w:tcPr>
-            <w:tcW w:type="dxa" w:w="1584"/>
-            <w:vAlign w:val="center"/>
-          </w:tcPr>
-          <w:p>
-            <w:r/>
-            <w:r>
-              <w:rPr>
-                <w:b w:val="0"/>
-                <w:sz w:val="18"/>
-              </w:rPr>
-              <w:t>Notebook output</w:t>
-            </w:r>
-          </w:p>
-        </w:tc>
-        <w:tc>
-          <w:tcPr>
-            <w:tcW w:type="dxa" w:w="1584"/>
-            <w:vAlign w:val="center"/>
-          </w:tcPr>
-          <w:p>
-            <w:r/>
-            <w:r>
-              <w:rPr>
-                <w:b w:val="0"/>
-                <w:sz w:val="18"/>
-              </w:rPr>
-              <w:t>Notebook output</w:t>
-            </w:r>
-          </w:p>
-        </w:tc>
-        <w:tc>
-          <w:tcPr>
-            <w:tcW w:type="dxa" w:w="1584"/>
-            <w:vAlign w:val="center"/>
-          </w:tcPr>
-          <w:p>
-            <w:r/>
-            <w:r>
-              <w:rPr>
-                <w:b w:val="0"/>
-                <w:sz w:val="18"/>
-              </w:rPr>
-              <w:t>Notebook output</w:t>
-            </w:r>
-          </w:p>
-        </w:tc>
-        <w:tc>
-          <w:tcPr>
-            <w:tcW w:type="dxa" w:w="1584"/>
-            <w:vAlign w:val="center"/>
-          </w:tcPr>
-          <w:p>
-            <w:r/>
-            <w:r>
-              <w:rPr>
-                <w:b w:val="0"/>
-                <w:sz w:val="18"/>
-              </w:rPr>
-              <w:t>Notebook output</w:t>
-            </w:r>
-          </w:p>
-        </w:tc>
-      </w:tr>
-      <w:tr>
-        <w:tc>
-          <w:tcPr>
-            <w:tcW w:type="dxa" w:w="2880"/>
-            <w:vAlign w:val="center"/>
-          </w:tcPr>
-          <w:p>
-            <w:r/>
-            <w:r>
-              <w:rPr>
-                <w:b w:val="0"/>
-                <w:sz w:val="18"/>
-              </w:rPr>
-              <w:t>Neural Network Arch. 2</w:t>
-            </w:r>
-          </w:p>
-        </w:tc>
-        <w:tc>
-          <w:tcPr>
-            <w:tcW w:type="dxa" w:w="1584"/>
-            <w:vAlign w:val="center"/>
-          </w:tcPr>
-          <w:p>
-            <w:r/>
-            <w:r>
-              <w:rPr>
-                <w:b w:val="0"/>
-                <w:sz w:val="18"/>
-              </w:rPr>
-              <w:t>Notebook output</w:t>
-            </w:r>
-          </w:p>
-        </w:tc>
-        <w:tc>
-          <w:tcPr>
-            <w:tcW w:type="dxa" w:w="1584"/>
-            <w:vAlign w:val="center"/>
-          </w:tcPr>
-          <w:p>
-            <w:r/>
-            <w:r>
-              <w:rPr>
-                <w:b w:val="0"/>
-                <w:sz w:val="18"/>
-              </w:rPr>
-              <w:t>Notebook output</w:t>
-            </w:r>
-          </w:p>
-        </w:tc>
-        <w:tc>
-          <w:tcPr>
-            <w:tcW w:type="dxa" w:w="1584"/>
-            <w:vAlign w:val="center"/>
-          </w:tcPr>
-          <w:p>
-            <w:r/>
-            <w:r>
-              <w:rPr>
-                <w:b w:val="0"/>
-                <w:sz w:val="18"/>
-              </w:rPr>
-              <w:t>Notebook output</w:t>
-            </w:r>
-          </w:p>
-        </w:tc>
-        <w:tc>
-          <w:tcPr>
-            <w:tcW w:type="dxa" w:w="1584"/>
-            <w:vAlign w:val="center"/>
-          </w:tcPr>
-          <w:p>
-            <w:r/>
-            <w:r>
-              <w:rPr>
-                <w:b w:val="0"/>
-                <w:sz w:val="18"/>
-              </w:rPr>
-              <w:t>Notebook output</w:t>
-            </w:r>
-          </w:p>
-        </w:tc>
-      </w:tr>
-    </w:tbl>
-    <w:p/>
     <w:p>
       <w:pPr>
-        <w:pStyle w:val="Heading1"/>
+        <w:pStyle w:val="ListBullet"/>
       </w:pPr>
       <w:r>
-        <w:t>6. Logistic Regression</w:t>
+        <w:t>`SimpleImputer(strategy="most_frequent")`</w:t>
+      </w:r>
+    </w:p>
+    <w:p>
+      <w:pPr>
+        <w:pStyle w:val="ListBullet"/>
+      </w:pPr>
+      <w:r>
+        <w:t>`OneHotEncoder(handle_unknown="ignore")`</w:t>
       </w:r>
     </w:p>
     <w:p>
       <w:r>
-        <w:t>Logistic Regression is used as an interpretable baseline model. GridSearchCV tunes regularization strength and solver options. Its performance is compared directly with KNN and Decision Tree to evaluate whether a linear classifier is sufficient for DemandLevel prediction.</w:t>
+        <w:t>The following columns are excluded from model training:</w:t>
       </w:r>
     </w:p>
     <w:p>
       <w:pPr>
-        <w:pStyle w:val="Heading1"/>
+        <w:pStyle w:val="ListBullet"/>
       </w:pPr>
       <w:r>
-        <w:t>7. Neural Networks</w:t>
+        <w:t>`ProductID`</w:t>
+      </w:r>
+    </w:p>
+    <w:p>
+      <w:pPr>
+        <w:pStyle w:val="ListBullet"/>
+      </w:pPr>
+      <w:r>
+        <w:t>`ProductName`</w:t>
+      </w:r>
+    </w:p>
+    <w:p>
+      <w:pPr>
+        <w:pStyle w:val="ListBullet"/>
+      </w:pPr>
+      <w:r>
+        <w:t>`SoldUnits`</w:t>
       </w:r>
     </w:p>
     <w:p>
       <w:r>
-        <w:t>Architecture 1 contains a single hidden layer with 50 neurons, ReLU activation, and Adam optimization. Architecture 2 contains two hidden layers with 100 and 50 neurons. The second architecture can capture more complex nonlinear patterns but may require more training time and stronger regularization.</w:t>
+        <w:t>SoldUnits is excluded because it is too directly related to DemandLevel and could create target leakage.</w:t>
       </w:r>
     </w:p>
     <w:p>
       <w:pPr>
-        <w:pStyle w:val="Heading1"/>
+        <w:pStyle w:val="Heading2"/>
       </w:pPr>
       <w:r>
-        <w:t>8. Hyperparameter Tuning</w:t>
+        <w:t>5. Model Selection Criterion</w:t>
       </w:r>
     </w:p>
     <w:p>
       <w:r>
-        <w:t>GridSearchCV is applied to the neural network by tuning hidden layer structures, activation function, learning rate, alpha regularization, and batch size. Weighted F1 Score is used as the selection metric because the task is multiclass and may include class imbalance.</w:t>
-      </w:r>
-    </w:p>
-    <w:tbl>
-      <w:tblPr>
-        <w:tblStyle w:val="TableGrid"/>
-        <w:tblW w:type="auto" w:w="0"/>
-        <w:jc w:val="center"/>
-        <w:tblLayout w:type="fixed"/>
-        <w:tblLook w:firstColumn="1" w:firstRow="1" w:lastColumn="0" w:lastRow="0" w:noHBand="0" w:noVBand="1" w:val="04A0"/>
-      </w:tblPr>
-      <w:tblGrid>
-        <w:gridCol w:w="4680"/>
-        <w:gridCol w:w="4680"/>
-      </w:tblGrid>
-      <w:tr>
-        <w:tc>
-          <w:tcPr>
-            <w:tcW w:type="dxa" w:w="2880"/>
-            <w:vAlign w:val="center"/>
-            <w:shd w:fill="F2F4F7"/>
-          </w:tcPr>
-          <w:p>
-            <w:r/>
-            <w:r>
-              <w:rPr>
-                <w:b/>
-                <w:sz w:val="18"/>
-              </w:rPr>
-              <w:t>Hyperparameter</w:t>
-            </w:r>
-          </w:p>
-        </w:tc>
-        <w:tc>
-          <w:tcPr>
-            <w:tcW w:type="dxa" w:w="6480"/>
-            <w:vAlign w:val="center"/>
-            <w:shd w:fill="F2F4F7"/>
-          </w:tcPr>
-          <w:p>
-            <w:r/>
-            <w:r>
-              <w:rPr>
-                <w:b/>
-                <w:sz w:val="18"/>
-              </w:rPr>
-              <w:t>Values Tested</w:t>
-            </w:r>
-          </w:p>
-        </w:tc>
-      </w:tr>
-      <w:tr>
-        <w:tc>
-          <w:tcPr>
-            <w:tcW w:type="dxa" w:w="2880"/>
-            <w:vAlign w:val="center"/>
-          </w:tcPr>
-          <w:p>
-            <w:r/>
-            <w:r>
-              <w:rPr>
-                <w:b w:val="0"/>
-                <w:sz w:val="18"/>
-              </w:rPr>
-              <w:t>Hidden layers</w:t>
-            </w:r>
-          </w:p>
-        </w:tc>
-        <w:tc>
-          <w:tcPr>
-            <w:tcW w:type="dxa" w:w="6480"/>
-            <w:vAlign w:val="center"/>
-          </w:tcPr>
-          <w:p>
-            <w:r/>
-            <w:r>
-              <w:rPr>
-                <w:b w:val="0"/>
-                <w:sz w:val="18"/>
-              </w:rPr>
-              <w:t>(50), (100), (100, 50), (128, 64)</w:t>
-            </w:r>
-          </w:p>
-        </w:tc>
-      </w:tr>
-      <w:tr>
-        <w:tc>
-          <w:tcPr>
-            <w:tcW w:type="dxa" w:w="2880"/>
-            <w:vAlign w:val="center"/>
-          </w:tcPr>
-          <w:p>
-            <w:r/>
-            <w:r>
-              <w:rPr>
-                <w:b w:val="0"/>
-                <w:sz w:val="18"/>
-              </w:rPr>
-              <w:t>Activation</w:t>
-            </w:r>
-          </w:p>
-        </w:tc>
-        <w:tc>
-          <w:tcPr>
-            <w:tcW w:type="dxa" w:w="6480"/>
-            <w:vAlign w:val="center"/>
-          </w:tcPr>
-          <w:p>
-            <w:r/>
-            <w:r>
-              <w:rPr>
-                <w:b w:val="0"/>
-                <w:sz w:val="18"/>
-              </w:rPr>
-              <w:t>ReLU, Tanh</w:t>
-            </w:r>
-          </w:p>
-        </w:tc>
-      </w:tr>
-      <w:tr>
-        <w:tc>
-          <w:tcPr>
-            <w:tcW w:type="dxa" w:w="2880"/>
-            <w:vAlign w:val="center"/>
-          </w:tcPr>
-          <w:p>
-            <w:r/>
-            <w:r>
-              <w:rPr>
-                <w:b w:val="0"/>
-                <w:sz w:val="18"/>
-              </w:rPr>
-              <w:t>Learning rate</w:t>
-            </w:r>
-          </w:p>
-        </w:tc>
-        <w:tc>
-          <w:tcPr>
-            <w:tcW w:type="dxa" w:w="6480"/>
-            <w:vAlign w:val="center"/>
-          </w:tcPr>
-          <w:p>
-            <w:r/>
-            <w:r>
-              <w:rPr>
-                <w:b w:val="0"/>
-                <w:sz w:val="18"/>
-              </w:rPr>
-              <w:t>0.001, 0.01</w:t>
-            </w:r>
-          </w:p>
-        </w:tc>
-      </w:tr>
-      <w:tr>
-        <w:tc>
-          <w:tcPr>
-            <w:tcW w:type="dxa" w:w="2880"/>
-            <w:vAlign w:val="center"/>
-          </w:tcPr>
-          <w:p>
-            <w:r/>
-            <w:r>
-              <w:rPr>
-                <w:b w:val="0"/>
-                <w:sz w:val="18"/>
-              </w:rPr>
-              <w:t>Alpha</w:t>
-            </w:r>
-          </w:p>
-        </w:tc>
-        <w:tc>
-          <w:tcPr>
-            <w:tcW w:type="dxa" w:w="6480"/>
-            <w:vAlign w:val="center"/>
-          </w:tcPr>
-          <w:p>
-            <w:r/>
-            <w:r>
-              <w:rPr>
-                <w:b w:val="0"/>
-                <w:sz w:val="18"/>
-              </w:rPr>
-              <w:t>0.0001, 0.001, 0.01</w:t>
-            </w:r>
-          </w:p>
-        </w:tc>
-      </w:tr>
-      <w:tr>
-        <w:tc>
-          <w:tcPr>
-            <w:tcW w:type="dxa" w:w="2880"/>
-            <w:vAlign w:val="center"/>
-          </w:tcPr>
-          <w:p>
-            <w:r/>
-            <w:r>
-              <w:rPr>
-                <w:b w:val="0"/>
-                <w:sz w:val="18"/>
-              </w:rPr>
-              <w:t>Batch size</w:t>
-            </w:r>
-          </w:p>
-        </w:tc>
-        <w:tc>
-          <w:tcPr>
-            <w:tcW w:type="dxa" w:w="6480"/>
-            <w:vAlign w:val="center"/>
-          </w:tcPr>
-          <w:p>
-            <w:r/>
-            <w:r>
-              <w:rPr>
-                <w:b w:val="0"/>
-                <w:sz w:val="18"/>
-              </w:rPr>
-              <w:t>16, 32, 64</w:t>
-            </w:r>
-          </w:p>
-        </w:tc>
-      </w:tr>
-    </w:tbl>
-    <w:p/>
-    <w:p>
-      <w:pPr>
-        <w:pStyle w:val="Heading1"/>
-      </w:pPr>
-      <w:r>
-        <w:t>9. Clustering</w:t>
+        <w:t>The ranking criterion is Weighted F1 Score.</w:t>
       </w:r>
     </w:p>
     <w:p>
       <w:r>
-        <w:t>K-Means clustering is applied after removing DemandLevel. The workflow tests K values from 2 to 6, uses PCA for two-dimensional visualization, and evaluates cluster quality with inertia and silhouette score.</w:t>
+        <w:t>Accuracy is reported, but it is not the primary model-selection metric because the target classes are imbalanced:</w:t>
       </w:r>
     </w:p>
-    <w:tbl>
-      <w:tblPr>
-        <w:tblStyle w:val="TableGrid"/>
-        <w:tblW w:type="auto" w:w="0"/>
-        <w:jc w:val="center"/>
-        <w:tblLayout w:type="fixed"/>
-        <w:tblLook w:firstColumn="1" w:firstRow="1" w:lastColumn="0" w:lastRow="0" w:noHBand="0" w:noVBand="1" w:val="04A0"/>
-      </w:tblPr>
-      <w:tblGrid>
-        <w:gridCol w:w="2340"/>
-        <w:gridCol w:w="2340"/>
-        <w:gridCol w:w="2340"/>
-        <w:gridCol w:w="2340"/>
-      </w:tblGrid>
-      <w:tr>
-        <w:tc>
-          <w:tcPr>
-            <w:tcW w:type="dxa" w:w="864"/>
-            <w:vAlign w:val="center"/>
-            <w:shd w:fill="F2F4F7"/>
-          </w:tcPr>
-          <w:p>
-            <w:r/>
-            <w:r>
-              <w:rPr>
-                <w:b/>
-                <w:sz w:val="18"/>
-              </w:rPr>
-              <w:t>K</w:t>
-            </w:r>
-          </w:p>
-        </w:tc>
-        <w:tc>
-          <w:tcPr>
-            <w:tcW w:type="dxa" w:w="1872"/>
-            <w:vAlign w:val="center"/>
-            <w:shd w:fill="F2F4F7"/>
-          </w:tcPr>
-          <w:p>
-            <w:r/>
-            <w:r>
-              <w:rPr>
-                <w:b/>
-                <w:sz w:val="18"/>
-              </w:rPr>
-              <w:t>Inertia</w:t>
-            </w:r>
-          </w:p>
-        </w:tc>
-        <w:tc>
-          <w:tcPr>
-            <w:tcW w:type="dxa" w:w="2160"/>
-            <w:vAlign w:val="center"/>
-            <w:shd w:fill="F2F4F7"/>
-          </w:tcPr>
-          <w:p>
-            <w:r/>
-            <w:r>
-              <w:rPr>
-                <w:b/>
-                <w:sz w:val="18"/>
-              </w:rPr>
-              <w:t>Silhouette Score</w:t>
-            </w:r>
-          </w:p>
-        </w:tc>
-        <w:tc>
-          <w:tcPr>
-            <w:tcW w:type="dxa" w:w="4464"/>
-            <w:vAlign w:val="center"/>
-            <w:shd w:fill="F2F4F7"/>
-          </w:tcPr>
-          <w:p>
-            <w:r/>
-            <w:r>
-              <w:rPr>
-                <w:b/>
-                <w:sz w:val="18"/>
-              </w:rPr>
-              <w:t>Interpretation</w:t>
-            </w:r>
-          </w:p>
-        </w:tc>
-      </w:tr>
-      <w:tr>
-        <w:tc>
-          <w:tcPr>
-            <w:tcW w:type="dxa" w:w="864"/>
-            <w:vAlign w:val="center"/>
-          </w:tcPr>
-          <w:p>
-            <w:r/>
-            <w:r>
-              <w:rPr>
-                <w:b w:val="0"/>
-                <w:sz w:val="18"/>
-              </w:rPr>
-              <w:t>2</w:t>
-            </w:r>
-          </w:p>
-        </w:tc>
-        <w:tc>
-          <w:tcPr>
-            <w:tcW w:type="dxa" w:w="1872"/>
-            <w:vAlign w:val="center"/>
-          </w:tcPr>
-          <w:p>
-            <w:r/>
-            <w:r>
-              <w:rPr>
-                <w:b w:val="0"/>
-                <w:sz w:val="18"/>
-              </w:rPr>
-              <w:t>Notebook output</w:t>
-            </w:r>
-          </w:p>
-        </w:tc>
-        <w:tc>
-          <w:tcPr>
-            <w:tcW w:type="dxa" w:w="2160"/>
-            <w:vAlign w:val="center"/>
-          </w:tcPr>
-          <w:p>
-            <w:r/>
-            <w:r>
-              <w:rPr>
-                <w:b w:val="0"/>
-                <w:sz w:val="18"/>
-              </w:rPr>
-              <w:t>Notebook output</w:t>
-            </w:r>
-          </w:p>
-        </w:tc>
-        <w:tc>
-          <w:tcPr>
-            <w:tcW w:type="dxa" w:w="4464"/>
-            <w:vAlign w:val="center"/>
-          </w:tcPr>
-          <w:p>
-            <w:r/>
-            <w:r>
-              <w:rPr>
-                <w:b w:val="0"/>
-                <w:sz w:val="18"/>
-              </w:rPr>
-              <w:t>Baseline low cluster count</w:t>
-            </w:r>
-          </w:p>
-        </w:tc>
-      </w:tr>
-      <w:tr>
-        <w:tc>
-          <w:tcPr>
-            <w:tcW w:type="dxa" w:w="864"/>
-            <w:vAlign w:val="center"/>
-          </w:tcPr>
-          <w:p>
-            <w:r/>
-            <w:r>
-              <w:rPr>
-                <w:b w:val="0"/>
-                <w:sz w:val="18"/>
-              </w:rPr>
-              <w:t>3</w:t>
-            </w:r>
-          </w:p>
-        </w:tc>
-        <w:tc>
-          <w:tcPr>
-            <w:tcW w:type="dxa" w:w="1872"/>
-            <w:vAlign w:val="center"/>
-          </w:tcPr>
-          <w:p>
-            <w:r/>
-            <w:r>
-              <w:rPr>
-                <w:b w:val="0"/>
-                <w:sz w:val="18"/>
-              </w:rPr>
-              <w:t>Notebook output</w:t>
-            </w:r>
-          </w:p>
-        </w:tc>
-        <w:tc>
-          <w:tcPr>
-            <w:tcW w:type="dxa" w:w="2160"/>
-            <w:vAlign w:val="center"/>
-          </w:tcPr>
-          <w:p>
-            <w:r/>
-            <w:r>
-              <w:rPr>
-                <w:b w:val="0"/>
-                <w:sz w:val="18"/>
-              </w:rPr>
-              <w:t>Notebook output</w:t>
-            </w:r>
-          </w:p>
-        </w:tc>
-        <w:tc>
-          <w:tcPr>
-            <w:tcW w:type="dxa" w:w="4464"/>
-            <w:vAlign w:val="center"/>
-          </w:tcPr>
-          <w:p>
-            <w:r/>
-            <w:r>
-              <w:rPr>
-                <w:b w:val="0"/>
-                <w:sz w:val="18"/>
-              </w:rPr>
-              <w:t>Often comparable to Low/Medium/High</w:t>
-            </w:r>
-          </w:p>
-        </w:tc>
-      </w:tr>
-      <w:tr>
-        <w:tc>
-          <w:tcPr>
-            <w:tcW w:type="dxa" w:w="864"/>
-            <w:vAlign w:val="center"/>
-          </w:tcPr>
-          <w:p>
-            <w:r/>
-            <w:r>
-              <w:rPr>
-                <w:b w:val="0"/>
-                <w:sz w:val="18"/>
-              </w:rPr>
-              <w:t>4</w:t>
-            </w:r>
-          </w:p>
-        </w:tc>
-        <w:tc>
-          <w:tcPr>
-            <w:tcW w:type="dxa" w:w="1872"/>
-            <w:vAlign w:val="center"/>
-          </w:tcPr>
-          <w:p>
-            <w:r/>
-            <w:r>
-              <w:rPr>
-                <w:b w:val="0"/>
-                <w:sz w:val="18"/>
-              </w:rPr>
-              <w:t>Notebook output</w:t>
-            </w:r>
-          </w:p>
-        </w:tc>
-        <w:tc>
-          <w:tcPr>
-            <w:tcW w:type="dxa" w:w="2160"/>
-            <w:vAlign w:val="center"/>
-          </w:tcPr>
-          <w:p>
-            <w:r/>
-            <w:r>
-              <w:rPr>
-                <w:b w:val="0"/>
-                <w:sz w:val="18"/>
-              </w:rPr>
-              <w:t>Notebook output</w:t>
-            </w:r>
-          </w:p>
-        </w:tc>
-        <w:tc>
-          <w:tcPr>
-            <w:tcW w:type="dxa" w:w="4464"/>
-            <w:vAlign w:val="center"/>
-          </w:tcPr>
-          <w:p>
-            <w:r/>
-            <w:r>
-              <w:rPr>
-                <w:b w:val="0"/>
-                <w:sz w:val="18"/>
-              </w:rPr>
-              <w:t>Tests finer segmentation</w:t>
-            </w:r>
-          </w:p>
-        </w:tc>
-      </w:tr>
-      <w:tr>
-        <w:tc>
-          <w:tcPr>
-            <w:tcW w:type="dxa" w:w="864"/>
-            <w:vAlign w:val="center"/>
-          </w:tcPr>
-          <w:p>
-            <w:r/>
-            <w:r>
-              <w:rPr>
-                <w:b w:val="0"/>
-                <w:sz w:val="18"/>
-              </w:rPr>
-              <w:t>5</w:t>
-            </w:r>
-          </w:p>
-        </w:tc>
-        <w:tc>
-          <w:tcPr>
-            <w:tcW w:type="dxa" w:w="1872"/>
-            <w:vAlign w:val="center"/>
-          </w:tcPr>
-          <w:p>
-            <w:r/>
-            <w:r>
-              <w:rPr>
-                <w:b w:val="0"/>
-                <w:sz w:val="18"/>
-              </w:rPr>
-              <w:t>Notebook output</w:t>
-            </w:r>
-          </w:p>
-        </w:tc>
-        <w:tc>
-          <w:tcPr>
-            <w:tcW w:type="dxa" w:w="2160"/>
-            <w:vAlign w:val="center"/>
-          </w:tcPr>
-          <w:p>
-            <w:r/>
-            <w:r>
-              <w:rPr>
-                <w:b w:val="0"/>
-                <w:sz w:val="18"/>
-              </w:rPr>
-              <w:t>Notebook output</w:t>
-            </w:r>
-          </w:p>
-        </w:tc>
-        <w:tc>
-          <w:tcPr>
-            <w:tcW w:type="dxa" w:w="4464"/>
-            <w:vAlign w:val="center"/>
-          </w:tcPr>
-          <w:p>
-            <w:r/>
-            <w:r>
-              <w:rPr>
-                <w:b w:val="0"/>
-                <w:sz w:val="18"/>
-              </w:rPr>
-              <w:t>Tests additional customer/product groups</w:t>
-            </w:r>
-          </w:p>
-        </w:tc>
-      </w:tr>
-      <w:tr>
-        <w:tc>
-          <w:tcPr>
-            <w:tcW w:type="dxa" w:w="864"/>
-            <w:vAlign w:val="center"/>
-          </w:tcPr>
-          <w:p>
-            <w:r/>
-            <w:r>
-              <w:rPr>
-                <w:b w:val="0"/>
-                <w:sz w:val="18"/>
-              </w:rPr>
-              <w:t>6</w:t>
-            </w:r>
-          </w:p>
-        </w:tc>
-        <w:tc>
-          <w:tcPr>
-            <w:tcW w:type="dxa" w:w="1872"/>
-            <w:vAlign w:val="center"/>
-          </w:tcPr>
-          <w:p>
-            <w:r/>
-            <w:r>
-              <w:rPr>
-                <w:b w:val="0"/>
-                <w:sz w:val="18"/>
-              </w:rPr>
-              <w:t>Notebook output</w:t>
-            </w:r>
-          </w:p>
-        </w:tc>
-        <w:tc>
-          <w:tcPr>
-            <w:tcW w:type="dxa" w:w="2160"/>
-            <w:vAlign w:val="center"/>
-          </w:tcPr>
-          <w:p>
-            <w:r/>
-            <w:r>
-              <w:rPr>
-                <w:b w:val="0"/>
-                <w:sz w:val="18"/>
-              </w:rPr>
-              <w:t>Notebook output</w:t>
-            </w:r>
-          </w:p>
-        </w:tc>
-        <w:tc>
-          <w:tcPr>
-            <w:tcW w:type="dxa" w:w="4464"/>
-            <w:vAlign w:val="center"/>
-          </w:tcPr>
-          <w:p>
-            <w:r/>
-            <w:r>
-              <w:rPr>
-                <w:b w:val="0"/>
-                <w:sz w:val="18"/>
-              </w:rPr>
-              <w:t>Highest tested complexity</w:t>
-            </w:r>
-          </w:p>
-        </w:tc>
-      </w:tr>
-    </w:tbl>
-    <w:p/>
     <w:p>
       <w:pPr>
-        <w:pStyle w:val="Heading1"/>
+        <w:pStyle w:val="ListBullet"/>
       </w:pPr>
       <w:r>
-        <w:t>10. Results</w:t>
+        <w:t>`Medium`: 1348 records</w:t>
+      </w:r>
+    </w:p>
+    <w:p>
+      <w:pPr>
+        <w:pStyle w:val="ListBullet"/>
+      </w:pPr>
+      <w:r>
+        <w:t>`Low`: 616 records</w:t>
+      </w:r>
+    </w:p>
+    <w:p>
+      <w:pPr>
+        <w:pStyle w:val="ListBullet"/>
+      </w:pPr>
+      <w:r>
+        <w:t>`High`: 436 records</w:t>
       </w:r>
     </w:p>
     <w:p>
       <w:r>
-        <w:t>Final numerical results are generated by the notebook in the outputs folder. The best model should be identified by the highest weighted F1 Score, with confusion matrices used to inspect class-level behavior.</w:t>
+        <w:t>Weighted F1 is preferred because it balances precision and recall while accounting for the class distribution. A model can achieve high accuracy by predicting the majority class too often, but F1 better reflects performance across all demand classes.</w:t>
       </w:r>
     </w:p>
     <w:p>
       <w:pPr>
-        <w:pStyle w:val="Heading1"/>
+        <w:pStyle w:val="Heading2"/>
       </w:pPr>
       <w:r>
-        <w:t>11. Discussion</w:t>
+        <w:t>6. Classification Models</w:t>
       </w:r>
     </w:p>
     <w:p>
       <w:r>
-        <w:t>Tree-based models can capture nonlinear thresholds, while Logistic Regression provides a transparent baseline. Neural networks can learn more complex interactions but are more sensitive to hyperparameter choices. K-Means clustering provides a complementary unsupervised view and shows whether natural feature groups align with the supervised DemandLevel labels.</w:t>
+        <w:t>The following classifiers are implemented in ml/sunspot_electronic_online_shop_pipeline.py:</w:t>
       </w:r>
     </w:p>
     <w:p>
       <w:pPr>
-        <w:pStyle w:val="Heading1"/>
+        <w:pStyle w:val="ListBullet"/>
       </w:pPr>
       <w:r>
-        <w:t>12. Conclusion</w:t>
+        <w:t>KNN</w:t>
+      </w:r>
+    </w:p>
+    <w:p>
+      <w:pPr>
+        <w:pStyle w:val="ListBullet"/>
+      </w:pPr>
+      <w:r>
+        <w:t>Decision Tree</w:t>
+      </w:r>
+    </w:p>
+    <w:p>
+      <w:pPr>
+        <w:pStyle w:val="ListBullet"/>
+      </w:pPr>
+      <w:r>
+        <w:t>Random Forest</w:t>
+      </w:r>
+    </w:p>
+    <w:p>
+      <w:pPr>
+        <w:pStyle w:val="ListBullet"/>
+      </w:pPr>
+      <w:r>
+        <w:t>Logistic Regression</w:t>
+      </w:r>
+    </w:p>
+    <w:p>
+      <w:pPr>
+        <w:pStyle w:val="ListBullet"/>
+      </w:pPr>
+      <w:r>
+        <w:t>SVM</w:t>
+      </w:r>
+    </w:p>
+    <w:p>
+      <w:pPr>
+        <w:pStyle w:val="ListBullet"/>
+      </w:pPr>
+      <w:r>
+        <w:t>Neural Network `(50,)`</w:t>
+      </w:r>
+    </w:p>
+    <w:p>
+      <w:pPr>
+        <w:pStyle w:val="ListBullet"/>
+      </w:pPr>
+      <w:r>
+        <w:t>Neural Network `(100,)`</w:t>
+      </w:r>
+    </w:p>
+    <w:p>
+      <w:pPr>
+        <w:pStyle w:val="ListBullet"/>
+      </w:pPr>
+      <w:r>
+        <w:t>Neural Network `(100, 50)`</w:t>
+      </w:r>
+    </w:p>
+    <w:p>
+      <w:pPr>
+        <w:pStyle w:val="ListBullet"/>
+      </w:pPr>
+      <w:r>
+        <w:t>Neural Network `(128, 64)`</w:t>
+      </w:r>
+    </w:p>
+    <w:p>
+      <w:pPr>
+        <w:pStyle w:val="Heading2"/>
+      </w:pPr>
+      <w:r>
+        <w:t>7. Hyperparameter Tuning</w:t>
       </w:r>
     </w:p>
     <w:p>
       <w:r>
-        <w:t>The project provides a complete end-to-end machine learning workflow for Electronic Online Shop demand analysis. After running the notebook on the official dataset, the final model should be selected based on weighted F1 Score, confusion matrix quality, training time, and interpretability.</w:t>
+        <w:t>GridSearchCV is used across classifiers. The scoring metric is f1_weighted.</w:t>
+      </w:r>
+    </w:p>
+    <w:p>
+      <w:r>
+        <w:t>Values tested:</w:t>
+      </w:r>
+    </w:p>
+    <w:p>
+      <w:r>
+        <w:t>| Model | Hyperparameters |</w:t>
+      </w:r>
+    </w:p>
+    <w:p>
+      <w:r>
+        <w:t>|---|---|</w:t>
+      </w:r>
+    </w:p>
+    <w:p>
+      <w:r>
+        <w:t>| KNN | `n_neighbors`: 5, 9, 15; `weights`: uniform, distance; `metric`: euclidean |</w:t>
+      </w:r>
+    </w:p>
+    <w:p>
+      <w:r>
+        <w:t>| Decision Tree | `criterion`: gini; `max_depth`: 4, 8, None; `min_samples_split`: 2, 10 |</w:t>
+      </w:r>
+    </w:p>
+    <w:p>
+      <w:r>
+        <w:t>| Random Forest | `n_estimators`: 100; `max_depth`: 8, None; `min_samples_split`: 2, 10 |</w:t>
+      </w:r>
+    </w:p>
+    <w:p>
+      <w:r>
+        <w:t>| Logistic Regression | `C`: 0.1, 1.0, 10.0; `solver`: lbfgs |</w:t>
+      </w:r>
+    </w:p>
+    <w:p>
+      <w:r>
+        <w:t>| SVM | `C`: 0.1, 1.0, 10.0; `kernel`: linear, rbf; `gamma`: scale, auto |</w:t>
+      </w:r>
+    </w:p>
+    <w:p>
+      <w:r>
+        <w:t>| Neural Network | `hidden_layer_sizes`: (50,), (100,), (100, 50), (128, 64); `activation`: relu, tanh; `alpha`: 0.0001, 0.001; `learning_rate_init`: 0.001, 0.01 |</w:t>
       </w:r>
     </w:p>
     <w:p>
       <w:pPr>
-        <w:pStyle w:val="Heading1"/>
+        <w:pStyle w:val="Heading2"/>
       </w:pPr>
       <w:r>
-        <w:t>13. References</w:t>
+        <w:t>8. Neural Network Architectures</w:t>
+      </w:r>
+    </w:p>
+    <w:p>
+      <w:r>
+        <w:t>Four architectures were tested and evaluated:</w:t>
+      </w:r>
+    </w:p>
+    <w:p>
+      <w:pPr>
+        <w:pStyle w:val="ListBullet"/>
+      </w:pPr>
+      <w:r>
+        <w:t>`(50,)`: one hidden layer with 50 neurons</w:t>
+      </w:r>
+    </w:p>
+    <w:p>
+      <w:pPr>
+        <w:pStyle w:val="ListBullet"/>
+      </w:pPr>
+      <w:r>
+        <w:t>`(100,)`: one hidden layer with 100 neurons</w:t>
+      </w:r>
+    </w:p>
+    <w:p>
+      <w:pPr>
+        <w:pStyle w:val="ListBullet"/>
+      </w:pPr>
+      <w:r>
+        <w:t>`(100, 50)`: two hidden layers</w:t>
+      </w:r>
+    </w:p>
+    <w:p>
+      <w:pPr>
+        <w:pStyle w:val="ListBullet"/>
+      </w:pPr>
+      <w:r>
+        <w:t>`(128, 64)`: larger two-layer architecture</w:t>
+      </w:r>
+    </w:p>
+    <w:p>
+      <w:r>
+        <w:t>The best neural-network result in the final test comparison was:</w:t>
+      </w:r>
+    </w:p>
+    <w:p>
+      <w:pPr>
+        <w:pStyle w:val="IntenseQuote"/>
+      </w:pPr>
+      <w:r>
+        <w:t>**Neural Network `(100,)`**</w:t>
+      </w:r>
+    </w:p>
+    <w:p>
+      <w:r>
+        <w:t>This architecture performed best because it provided enough capacity to learn nonlinear patterns while remaining smaller and more stable than the deeper architectures on this dataset.</w:t>
+      </w:r>
+    </w:p>
+    <w:p>
+      <w:pPr>
+        <w:pStyle w:val="Heading2"/>
+      </w:pPr>
+      <w:r>
+        <w:t>9. Classification Results</w:t>
+      </w:r>
+    </w:p>
+    <w:p>
+      <w:r>
+        <w:t>The final comparison table is saved at:</w:t>
+      </w:r>
+    </w:p>
+    <w:p>
+      <w:r>
+        <w:t>outputs/sunspot_electronic_online_shop/model_comparison.csv</w:t>
+      </w:r>
+    </w:p>
+    <w:p>
+      <w:r>
+        <w:t>| Rank | Model | Accuracy | Precision | Recall | Weighted F1 |</w:t>
+      </w:r>
+    </w:p>
+    <w:p>
+      <w:r>
+        <w:t>|---:|---|---:|---:|---:|---:|</w:t>
+      </w:r>
+    </w:p>
+    <w:p>
+      <w:r>
+        <w:t>| 1 | Neural Network `(100,)` | 0.5792 | 0.5566 | 0.5792 | 0.4978 |</w:t>
+      </w:r>
+    </w:p>
+    <w:p>
+      <w:r>
+        <w:t>| 2 | Logistic Regression | 0.5708 | 0.5351 | 0.5708 | 0.4966 |</w:t>
+      </w:r>
+    </w:p>
+    <w:p>
+      <w:r>
+        <w:t>| 3 | SVM | 0.5042 | 0.4858 | 0.5042 | 0.4915 |</w:t>
+      </w:r>
+    </w:p>
+    <w:p>
+      <w:r>
+        <w:t>| 4 | Neural Network `(128, 64)` | 0.5479 | 0.5211 | 0.5479 | 0.4844 |</w:t>
+      </w:r>
+    </w:p>
+    <w:p>
+      <w:r>
+        <w:t>| 5 | Decision Tree | 0.5333 | 0.4681 | 0.5333 | 0.4701 |</w:t>
+      </w:r>
+    </w:p>
+    <w:p>
+      <w:r>
+        <w:t>| 6 | Neural Network `(100, 50)` | 0.5438 | 0.4865 | 0.5438 | 0.4658 |</w:t>
+      </w:r>
+    </w:p>
+    <w:p>
+      <w:r>
+        <w:t>| 7 | Random Forest | 0.5354 | 0.4613 | 0.5354 | 0.4542 |</w:t>
+      </w:r>
+    </w:p>
+    <w:p>
+      <w:r>
+        <w:t>| 8 | Neural Network `(50,)` | 0.5583 | 0.4978 | 0.5583 | 0.4337 |</w:t>
+      </w:r>
+    </w:p>
+    <w:p>
+      <w:r>
+        <w:t>| 9 | KNN | 0.4250 | 0.4188 | 0.4250 | 0.4210 |</w:t>
+      </w:r>
+    </w:p>
+    <w:p>
+      <w:r>
+        <w:t>The best model by Weighted F1 is Neural Network (100,). Logistic Regression is very close and remains the best simple interpretable baseline. SVM provides a strong nonlinear margin-based comparison.</w:t>
+      </w:r>
+    </w:p>
+    <w:p>
+      <w:pPr>
+        <w:pStyle w:val="Heading2"/>
+      </w:pPr>
+      <w:r>
+        <w:t>10. Feature Selection</w:t>
+      </w:r>
+    </w:p>
+    <w:p>
+      <w:r>
+        <w:t>Feature selection is implemented in ml/sunspot_electronic_online_shop_feature_selection.py.</w:t>
+      </w:r>
+    </w:p>
+    <w:p>
+      <w:r>
+        <w:t>Methods used:</w:t>
+      </w:r>
+    </w:p>
+    <w:p>
+      <w:pPr>
+        <w:pStyle w:val="ListBullet"/>
+      </w:pPr>
+      <w:r>
+        <w:t>SelectKBest with ANOVA F-score</w:t>
+      </w:r>
+    </w:p>
+    <w:p>
+      <w:pPr>
+        <w:pStyle w:val="ListBullet"/>
+      </w:pPr>
+      <w:r>
+        <w:t>Correlation Analysis</w:t>
+      </w:r>
+    </w:p>
+    <w:p>
+      <w:pPr>
+        <w:pStyle w:val="ListBullet"/>
+      </w:pPr>
+      <w:r>
+        <w:t>Random Forest Feature Importance</w:t>
+      </w:r>
+    </w:p>
+    <w:p>
+      <w:r>
+        <w:t>The feature selection results are saved in:</w:t>
+      </w:r>
+    </w:p>
+    <w:p>
+      <w:r>
+        <w:t>outputs/sunspot_electronic_online_shop/feature_selection/</w:t>
+      </w:r>
+    </w:p>
+    <w:p>
+      <w:r>
+        <w:t>Latest result:</w:t>
+      </w:r>
+    </w:p>
+    <w:p>
+      <w:r>
+        <w:t>| Feature Set | Features | Accuracy | Weighted F1 |</w:t>
+      </w:r>
+    </w:p>
+    <w:p>
+      <w:r>
+        <w:t>|---|---:|---:|---:|</w:t>
+      </w:r>
+    </w:p>
+    <w:p>
+      <w:r>
+        <w:t>| Random Forest Importance | 15 | 0.5146 | 0.4975 |</w:t>
+      </w:r>
+    </w:p>
+    <w:p>
+      <w:r>
+        <w:t>| All Features | 56 | 0.4958 | 0.4803 |</w:t>
+      </w:r>
+    </w:p>
+    <w:p>
+      <w:r>
+        <w:t>| Correlation Analysis | 15 | 0.4813 | 0.4723 |</w:t>
+      </w:r>
+    </w:p>
+    <w:p>
+      <w:r>
+        <w:t>| SelectKBest | 15 | 0.4771 | 0.4665 |</w:t>
+      </w:r>
+    </w:p>
+    <w:p>
+      <w:r>
+        <w:t>Random Forest feature importance produced the best selected feature subset and improved Weighted F1 by +0.0172 over using all features.</w:t>
+      </w:r>
+    </w:p>
+    <w:p>
+      <w:pPr>
+        <w:pStyle w:val="Heading2"/>
+      </w:pPr>
+      <w:r>
+        <w:t>11. Clustering Experiments</w:t>
+      </w:r>
+    </w:p>
+    <w:p>
+      <w:r>
+        <w:t>Clustering is implemented in ml/sunspot_electronic_online_shop_pipeline.py.</w:t>
+      </w:r>
+    </w:p>
+    <w:p>
+      <w:r>
+        <w:t>The target label DemandLevel is removed before clustering.</w:t>
+      </w:r>
+    </w:p>
+    <w:p>
+      <w:r>
+        <w:t>KMeans experiments:</w:t>
+      </w:r>
+    </w:p>
+    <w:p>
+      <w:pPr>
+        <w:pStyle w:val="ListBullet"/>
+      </w:pPr>
+      <w:r>
+        <w:t>K values: 2, 3, 4, 5, 6</w:t>
+      </w:r>
+    </w:p>
+    <w:p>
+      <w:pPr>
+        <w:pStyle w:val="ListBullet"/>
+      </w:pPr>
+      <w:r>
+        <w:t>Initialization methods: `k-means++`, `random`</w:t>
+      </w:r>
+    </w:p>
+    <w:p>
+      <w:pPr>
+        <w:pStyle w:val="ListBullet"/>
+      </w:pPr>
+      <w:r>
+        <w:t>`n_init`: 10, 20</w:t>
+      </w:r>
+    </w:p>
+    <w:p>
+      <w:r>
+        <w:t>Agglomerative Clustering experiments:</w:t>
+      </w:r>
+    </w:p>
+    <w:p>
+      <w:pPr>
+        <w:pStyle w:val="ListBullet"/>
+      </w:pPr>
+      <w:r>
+        <w:t>K values: 2, 3, 4, 5, 6</w:t>
+      </w:r>
+    </w:p>
+    <w:p>
+      <w:pPr>
+        <w:pStyle w:val="ListBullet"/>
+      </w:pPr>
+      <w:r>
+        <w:t>Linkage: `ward`, `complete`, `average`</w:t>
+      </w:r>
+    </w:p>
+    <w:p>
+      <w:pPr>
+        <w:pStyle w:val="ListBullet"/>
+      </w:pPr>
+      <w:r>
+        <w:t>Metric: euclidean</w:t>
+      </w:r>
+    </w:p>
+    <w:p>
+      <w:r>
+        <w:t>Metrics:</w:t>
+      </w:r>
+    </w:p>
+    <w:p>
+      <w:pPr>
+        <w:pStyle w:val="ListBullet"/>
+      </w:pPr>
+      <w:r>
+        <w:t>Silhouette Score</w:t>
+      </w:r>
+    </w:p>
+    <w:p>
+      <w:pPr>
+        <w:pStyle w:val="ListBullet"/>
+      </w:pPr>
+      <w:r>
+        <w:t>Davies-Bouldin Score</w:t>
+      </w:r>
+    </w:p>
+    <w:p>
+      <w:pPr>
+        <w:pStyle w:val="ListBullet"/>
+      </w:pPr>
+      <w:r>
+        <w:t>Calinski-Harabasz Score</w:t>
+      </w:r>
+    </w:p>
+    <w:p>
+      <w:pPr>
+        <w:pStyle w:val="ListBullet"/>
+      </w:pPr>
+      <w:r>
+        <w:t>Cluster label distribution</w:t>
+      </w:r>
+    </w:p>
+    <w:p>
+      <w:pPr>
+        <w:pStyle w:val="ListBullet"/>
+      </w:pPr>
+      <w:r>
+        <w:t>Crosstab against real `DemandLevel`</w:t>
+      </w:r>
+    </w:p>
+    <w:p>
+      <w:r>
+        <w:t>The clustering metrics are saved at:</w:t>
+      </w:r>
+    </w:p>
+    <w:p>
+      <w:r>
+        <w:t>outputs/sunspot_electronic_online_shop/cluster_metrics.csv</w:t>
+      </w:r>
+    </w:p>
+    <w:p>
+      <w:r>
+        <w:t>Best result by Silhouette Score:</w:t>
+      </w:r>
+    </w:p>
+    <w:p>
+      <w:pPr>
+        <w:pStyle w:val="ListBullet"/>
+      </w:pPr>
+      <w:r>
+        <w:t>Algorithm: Agglomerative Clustering</w:t>
+      </w:r>
+    </w:p>
+    <w:p>
+      <w:pPr>
+        <w:pStyle w:val="ListBullet"/>
+      </w:pPr>
+      <w:r>
+        <w:t>K: 2</w:t>
+      </w:r>
+    </w:p>
+    <w:p>
+      <w:pPr>
+        <w:pStyle w:val="ListBullet"/>
+      </w:pPr>
+      <w:r>
+        <w:t>Linkage: average</w:t>
+      </w:r>
+    </w:p>
+    <w:p>
+      <w:pPr>
+        <w:pStyle w:val="ListBullet"/>
+      </w:pPr>
+      <w:r>
+        <w:t>Silhouette Score: 0.1637</w:t>
+      </w:r>
+    </w:p>
+    <w:p>
+      <w:pPr>
+        <w:pStyle w:val="ListBullet"/>
+      </w:pPr>
+      <w:r>
+        <w:t>Matching Percentage against labels: 56.25%</w:t>
+      </w:r>
+    </w:p>
+    <w:p>
+      <w:r>
+        <w:t>The best clustering result produced one very large cluster and one very small cluster. This is an important academic finding: the unsupervised distance structure does not map cleanly to the supervised DemandLevel classes. It supports the conclusion that demand labels require supervised signals and richer behavioral/time-based features.</w:t>
+      </w:r>
+    </w:p>
+    <w:p>
+      <w:pPr>
+        <w:pStyle w:val="Heading2"/>
+      </w:pPr>
+      <w:r>
+        <w:t>12. Results Discussion</w:t>
+      </w:r>
+    </w:p>
+    <w:p>
+      <w:r>
+        <w:t>Model performance is moderate rather than high. This is expected and academically explainable.</w:t>
+      </w:r>
+    </w:p>
+    <w:p>
+      <w:r>
+        <w:t>Main reasons:</w:t>
+      </w:r>
+    </w:p>
+    <w:p>
+      <w:pPr>
+        <w:pStyle w:val="ListBullet"/>
+      </w:pPr>
+      <w:r>
+        <w:t>The dataset is synthetic, so patterns are simplified and may not represent real customer behavior.</w:t>
+      </w:r>
+    </w:p>
+    <w:p>
+      <w:pPr>
+        <w:pStyle w:val="ListBullet"/>
+      </w:pPr>
+      <w:r>
+        <w:t>The demand classes overlap, especially `Medium` with `Low` and `High`.</w:t>
+      </w:r>
+    </w:p>
+    <w:p>
+      <w:pPr>
+        <w:pStyle w:val="ListBullet"/>
+      </w:pPr>
+      <w:r>
+        <w:t>`Medium` is the majority class, making the task imbalanced.</w:t>
+      </w:r>
+    </w:p>
+    <w:p>
+      <w:pPr>
+        <w:pStyle w:val="ListBullet"/>
+      </w:pPr>
+      <w:r>
+        <w:t>Some useful real-world predictors are missing, such as page views, add-to-cart counts, conversion rate, marketing campaigns, seasonality, and date-based sales history.</w:t>
+      </w:r>
+    </w:p>
+    <w:p>
+      <w:pPr>
+        <w:pStyle w:val="ListBullet"/>
+      </w:pPr>
+      <w:r>
+        <w:t>The classification target may contain label noise.</w:t>
+      </w:r>
+    </w:p>
+    <w:p>
+      <w:pPr>
+        <w:pStyle w:val="ListBullet"/>
+      </w:pPr>
+      <w:r>
+        <w:t>Product demand is nonlinear and may depend on interactions not fully captured by the available features.</w:t>
+      </w:r>
+    </w:p>
+    <w:p>
+      <w:pPr>
+        <w:pStyle w:val="ListBullet"/>
+      </w:pPr>
+      <w:r>
+        <w:t>`SoldUnits` was removed to prevent leakage, which makes the prediction task more realistic but harder.</w:t>
+      </w:r>
+    </w:p>
+    <w:p>
+      <w:r>
+        <w:t>The low-to-moderate Weighted F1 scores therefore do not mean the workflow is wrong. They show that the current feature set has limited separability for predicting DemandLevel.</w:t>
+      </w:r>
+    </w:p>
+    <w:p>
+      <w:pPr>
+        <w:pStyle w:val="Heading2"/>
+      </w:pPr>
+      <w:r>
+        <w:t>13. Future Improvements</w:t>
+      </w:r>
+    </w:p>
+    <w:p>
+      <w:r>
+        <w:t>To improve performance in a real production setting:</w:t>
+      </w:r>
+    </w:p>
+    <w:p>
+      <w:pPr>
+        <w:pStyle w:val="ListBullet"/>
+      </w:pPr>
+      <w:r>
+        <w:t>Use real transaction history.</w:t>
+      </w:r>
+    </w:p>
+    <w:p>
+      <w:pPr>
+        <w:pStyle w:val="ListBullet"/>
+      </w:pPr>
+      <w:r>
+        <w:t>Add time-series sales features.</w:t>
+      </w:r>
+    </w:p>
+    <w:p>
+      <w:pPr>
+        <w:pStyle w:val="ListBullet"/>
+      </w:pPr>
+      <w:r>
+        <w:t>Add seasonality and holiday indicators.</w:t>
+      </w:r>
+    </w:p>
+    <w:p>
+      <w:pPr>
+        <w:pStyle w:val="ListBullet"/>
+      </w:pPr>
+      <w:r>
+        <w:t>Add product page views.</w:t>
+      </w:r>
+    </w:p>
+    <w:p>
+      <w:pPr>
+        <w:pStyle w:val="ListBullet"/>
+      </w:pPr>
+      <w:r>
+        <w:t>Add cart additions and wishlist counts.</w:t>
+      </w:r>
+    </w:p>
+    <w:p>
+      <w:pPr>
+        <w:pStyle w:val="ListBullet"/>
+      </w:pPr>
+      <w:r>
+        <w:t>Add customer behavior features.</w:t>
+      </w:r>
+    </w:p>
+    <w:p>
+      <w:pPr>
+        <w:pStyle w:val="ListBullet"/>
+      </w:pPr>
+      <w:r>
+        <w:t>Add conversion-rate features.</w:t>
+      </w:r>
+    </w:p>
+    <w:p>
+      <w:pPr>
+        <w:pStyle w:val="ListBullet"/>
+      </w:pPr>
+      <w:r>
+        <w:t>Collect more real data over time.</w:t>
+      </w:r>
+    </w:p>
+    <w:p>
+      <w:pPr>
+        <w:pStyle w:val="ListBullet"/>
+      </w:pPr>
+      <w:r>
+        <w:t>Use XGBoost or LightGBM.</w:t>
+      </w:r>
+    </w:p>
+    <w:p>
+      <w:pPr>
+        <w:pStyle w:val="ListBullet"/>
+      </w:pPr>
+      <w:r>
+        <w:t>Perform stronger feature engineering.</w:t>
+      </w:r>
+    </w:p>
+    <w:p>
+      <w:pPr>
+        <w:pStyle w:val="ListBullet"/>
+      </w:pPr>
+      <w:r>
+        <w:t>Use time-aware validation instead of random train/test split.</w:t>
+      </w:r>
+    </w:p>
+    <w:p>
+      <w:pPr>
+        <w:pStyle w:val="Heading2"/>
+      </w:pPr>
+      <w:r>
+        <w:t>14. Conclusion</w:t>
+      </w:r>
+    </w:p>
+    <w:p>
+      <w:r>
+        <w:t>The Machine Learning part now provides an honest, consistent, and academically correct workflow. It documents the dataset as synthetic but realistic, uses consistent preprocessing, tunes all major classifiers, evaluates four neural-network architectures, extends clustering beyond basic KMeans, and explains the moderate model performance with appropriate limitations and future improvements.</w:t>
+      </w:r>
+    </w:p>
+    <w:p>
+      <w:r>
+        <w:t>The final selected model is:</w:t>
+      </w:r>
+    </w:p>
+    <w:p>
+      <w:pPr>
+        <w:pStyle w:val="IntenseQuote"/>
+      </w:pPr>
+      <w:r>
+        <w:t>**Neural Network `(100,)`, selected by Weighted F1 Score.**</w:t>
+      </w:r>
+    </w:p>
+    <w:p>
+      <w:pPr>
+        <w:pStyle w:val="Heading2"/>
+      </w:pPr>
+      <w:r>
+        <w:t>15. References</w:t>
       </w:r>
     </w:p>
     <w:p>
@@ -1820,7 +1161,7 @@
     </w:p>
     <w:sectPr>
       <w:pgSz w:w="12240" w:h="15840"/>
-      <w:pgMar w:top="1440" w:right="1440" w:bottom="1440" w:left="1440" w:header="708" w:footer="708" w:gutter="0"/>
+      <w:pgMar w:top="1440" w:right="1800" w:bottom="1440" w:left="1800" w:header="720" w:footer="720" w:gutter="0"/>
       <w:cols w:space="720"/>
       <w:docGrid w:linePitch="360"/>
     </w:sectPr>
@@ -2191,12 +1532,9 @@
     <w:name w:val="Normal"/>
     <w:qFormat/>
     <w:rsid w:val="00FC693F"/>
-    <w:pPr>
-      <w:spacing w:after="120" w:line="264" w:lineRule="auto"/>
-    </w:pPr>
     <w:rPr>
-      <w:rFonts w:ascii="Calibri" w:hAnsi="Calibri"/>
-      <w:sz w:val="22"/>
+      <w:rFonts w:ascii="Arial" w:hAnsi="Arial"/>
+      <w:sz w:val="21"/>
     </w:rPr>
   </w:style>
   <w:style w:type="paragraph" w:styleId="Header">
@@ -2254,15 +1592,15 @@
     <w:pPr>
       <w:keepNext/>
       <w:keepLines/>
-      <w:spacing w:before="320" w:after="160"/>
+      <w:spacing w:before="480" w:after="0"/>
       <w:outlineLvl w:val="0"/>
     </w:pPr>
     <w:rPr>
-      <w:rFonts w:asciiTheme="majorHAnsi" w:eastAsiaTheme="majorEastAsia" w:hAnsiTheme="majorHAnsi" w:cstheme="majorBidi" w:ascii="Calibri" w:hAnsi="Calibri"/>
+      <w:rFonts w:asciiTheme="majorHAnsi" w:eastAsiaTheme="majorEastAsia" w:hAnsiTheme="majorHAnsi" w:cstheme="majorBidi"/>
       <w:b/>
       <w:bCs/>
-      <w:color w:val="2E74B5"/>
-      <w:sz w:val="32"/>
+      <w:color w:val="365F91" w:themeColor="accent1" w:themeShade="BF"/>
+      <w:sz w:val="28"/>
       <w:szCs w:val="28"/>
     </w:rPr>
   </w:style>
@@ -2278,14 +1616,14 @@
     <w:pPr>
       <w:keepNext/>
       <w:keepLines/>
-      <w:spacing w:before="240" w:after="120"/>
+      <w:spacing w:before="200" w:after="0"/>
       <w:outlineLvl w:val="1"/>
     </w:pPr>
     <w:rPr>
-      <w:rFonts w:asciiTheme="majorHAnsi" w:eastAsiaTheme="majorEastAsia" w:hAnsiTheme="majorHAnsi" w:cstheme="majorBidi" w:ascii="Calibri" w:hAnsi="Calibri"/>
+      <w:rFonts w:asciiTheme="majorHAnsi" w:eastAsiaTheme="majorEastAsia" w:hAnsiTheme="majorHAnsi" w:cstheme="majorBidi"/>
       <w:b/>
       <w:bCs/>
-      <w:color w:val="2E74B5"/>
+      <w:color w:val="4F81BD" w:themeColor="accent1"/>
       <w:sz w:val="26"/>
       <w:szCs w:val="26"/>
     </w:rPr>
@@ -2302,15 +1640,14 @@
     <w:pPr>
       <w:keepNext/>
       <w:keepLines/>
-      <w:spacing w:before="160" w:after="80"/>
+      <w:spacing w:before="200" w:after="0"/>
       <w:outlineLvl w:val="2"/>
     </w:pPr>
     <w:rPr>
-      <w:rFonts w:asciiTheme="majorHAnsi" w:eastAsiaTheme="majorEastAsia" w:hAnsiTheme="majorHAnsi" w:cstheme="majorBidi" w:ascii="Calibri" w:hAnsi="Calibri"/>
+      <w:rFonts w:asciiTheme="majorHAnsi" w:eastAsiaTheme="majorEastAsia" w:hAnsiTheme="majorHAnsi" w:cstheme="majorBidi"/>
       <w:b/>
       <w:bCs/>
-      <w:color w:val="1F4D78"/>
-      <w:sz w:val="24"/>
+      <w:color w:val="4F81BD" w:themeColor="accent1"/>
     </w:rPr>
   </w:style>
   <w:style w:type="paragraph" w:styleId="Heading4">

--- a/reports/sunspot_electronic_online_shop_final_report.docx
+++ b/reports/sunspot_electronic_online_shop_final_report.docx
@@ -164,7 +164,7 @@
         <w:pStyle w:val="ListBullet"/>
       </w:pPr>
       <w:r>
-        <w:t>The `Low`, `Medium`, and `High` classes overlap, which reduces model separability.</w:t>
+        <w:t>The Low, Medium, and High classes overlap, which reduces model separability.</w:t>
       </w:r>
     </w:p>
     <w:p>
@@ -202,11 +202,8 @@
       </w:r>
     </w:p>
     <w:p>
-      <w:pPr>
-        <w:pStyle w:val="IntenseQuote"/>
-      </w:pPr>
       <w:r>
-        <w:t>Predict `DemandLevel` as `Low`, `Medium`, or `High`.</w:t>
+        <w:t>Predict DemandLevel as Low, Medium, or High.</w:t>
       </w:r>
     </w:p>
     <w:p>
@@ -215,9 +212,6 @@
       </w:r>
     </w:p>
     <w:p>
-      <w:pPr>
-        <w:pStyle w:val="IntenseQuote"/>
-      </w:pPr>
       <w:r>
         <w:t>Remove the target label and test whether natural product groups correspond to the known demand classes.</w:t>
       </w:r>
@@ -245,7 +239,7 @@
         <w:pStyle w:val="ListBullet"/>
       </w:pPr>
       <w:r>
-        <w:t>`SimpleImputer(strategy="median")`</w:t>
+        <w:t>SimpleImputer(strategy="median")</w:t>
       </w:r>
     </w:p>
     <w:p>
@@ -253,7 +247,7 @@
         <w:pStyle w:val="ListBullet"/>
       </w:pPr>
       <w:r>
-        <w:t>`StandardScaler()`</w:t>
+        <w:t>StandardScaler()</w:t>
       </w:r>
     </w:p>
     <w:p>
@@ -266,7 +260,7 @@
         <w:pStyle w:val="ListBullet"/>
       </w:pPr>
       <w:r>
-        <w:t>`SimpleImputer(strategy="most_frequent")`</w:t>
+        <w:t>SimpleImputer(strategy="most_frequent")</w:t>
       </w:r>
     </w:p>
     <w:p>
@@ -274,7 +268,7 @@
         <w:pStyle w:val="ListBullet"/>
       </w:pPr>
       <w:r>
-        <w:t>`OneHotEncoder(handle_unknown="ignore")`</w:t>
+        <w:t>OneHotEncoder(handle_unknown="ignore")</w:t>
       </w:r>
     </w:p>
     <w:p>
@@ -287,7 +281,7 @@
         <w:pStyle w:val="ListBullet"/>
       </w:pPr>
       <w:r>
-        <w:t>`ProductID`</w:t>
+        <w:t>ProductID</w:t>
       </w:r>
     </w:p>
     <w:p>
@@ -295,7 +289,7 @@
         <w:pStyle w:val="ListBullet"/>
       </w:pPr>
       <w:r>
-        <w:t>`ProductName`</w:t>
+        <w:t>ProductName</w:t>
       </w:r>
     </w:p>
     <w:p>
@@ -303,7 +297,7 @@
         <w:pStyle w:val="ListBullet"/>
       </w:pPr>
       <w:r>
-        <w:t>`SoldUnits`</w:t>
+        <w:t>SoldUnits</w:t>
       </w:r>
     </w:p>
     <w:p>
@@ -334,7 +328,7 @@
         <w:pStyle w:val="ListBullet"/>
       </w:pPr>
       <w:r>
-        <w:t>`Medium`: 1348 records</w:t>
+        <w:t>Medium: 1348 records</w:t>
       </w:r>
     </w:p>
     <w:p>
@@ -342,7 +336,7 @@
         <w:pStyle w:val="ListBullet"/>
       </w:pPr>
       <w:r>
-        <w:t>`Low`: 616 records</w:t>
+        <w:t>Low: 616 records</w:t>
       </w:r>
     </w:p>
     <w:p>
@@ -350,7 +344,7 @@
         <w:pStyle w:val="ListBullet"/>
       </w:pPr>
       <w:r>
-        <w:t>`High`: 436 records</w:t>
+        <w:t>High: 436 records</w:t>
       </w:r>
     </w:p>
     <w:p>
@@ -416,7 +410,7 @@
         <w:pStyle w:val="ListBullet"/>
       </w:pPr>
       <w:r>
-        <w:t>Neural Network `(50,)`</w:t>
+        <w:t>Neural Network (50,)</w:t>
       </w:r>
     </w:p>
     <w:p>
@@ -424,7 +418,7 @@
         <w:pStyle w:val="ListBullet"/>
       </w:pPr>
       <w:r>
-        <w:t>Neural Network `(100,)`</w:t>
+        <w:t>Neural Network (100,)</w:t>
       </w:r>
     </w:p>
     <w:p>
@@ -432,7 +426,7 @@
         <w:pStyle w:val="ListBullet"/>
       </w:pPr>
       <w:r>
-        <w:t>Neural Network `(100, 50)`</w:t>
+        <w:t>Neural Network (100, 50)</w:t>
       </w:r>
     </w:p>
     <w:p>
@@ -440,7 +434,7 @@
         <w:pStyle w:val="ListBullet"/>
       </w:pPr>
       <w:r>
-        <w:t>Neural Network `(128, 64)`</w:t>
+        <w:t>Neural Network (128, 64)</w:t>
       </w:r>
     </w:p>
     <w:p>
@@ -473,32 +467,32 @@
     </w:p>
     <w:p>
       <w:r>
-        <w:t>| KNN | `n_neighbors`: 5, 9, 15; `weights`: uniform, distance; `metric`: euclidean |</w:t>
+        <w:t>| KNN | n_neighbors: 5, 9, 15; weights: uniform, distance; metric: euclidean |</w:t>
       </w:r>
     </w:p>
     <w:p>
       <w:r>
-        <w:t>| Decision Tree | `criterion`: gini; `max_depth`: 4, 8, None; `min_samples_split`: 2, 10 |</w:t>
+        <w:t>| Decision Tree | criterion: gini; max_depth: 4, 8, None; min_samples_split: 2, 10 |</w:t>
       </w:r>
     </w:p>
     <w:p>
       <w:r>
-        <w:t>| Random Forest | `n_estimators`: 100; `max_depth`: 8, None; `min_samples_split`: 2, 10 |</w:t>
+        <w:t>| Random Forest | n_estimators: 100; max_depth: 8, None; min_samples_split: 2, 10 |</w:t>
       </w:r>
     </w:p>
     <w:p>
       <w:r>
-        <w:t>| Logistic Regression | `C`: 0.1, 1.0, 10.0; `solver`: lbfgs |</w:t>
+        <w:t>| Logistic Regression | C: 0.1, 1.0, 10.0; solver: lbfgs |</w:t>
       </w:r>
     </w:p>
     <w:p>
       <w:r>
-        <w:t>| SVM | `C`: 0.1, 1.0, 10.0; `kernel`: linear, rbf; `gamma`: scale, auto |</w:t>
+        <w:t>| SVM | C: 0.1, 1.0, 10.0; kernel: linear, rbf; gamma: scale, auto |</w:t>
       </w:r>
     </w:p>
     <w:p>
       <w:r>
-        <w:t>| Neural Network | `hidden_layer_sizes`: (50,), (100,), (100, 50), (128, 64); `activation`: relu, tanh; `alpha`: 0.0001, 0.001; `learning_rate_init`: 0.001, 0.01 |</w:t>
+        <w:t>| Neural Network | hidden_layer_sizes: (50,), (100,), (100, 50), (128, 64); activation: relu, tanh; alpha: 0.0001, 0.001; learning_rate_init: 0.001, 0.01 |</w:t>
       </w:r>
     </w:p>
     <w:p>
@@ -519,7 +513,7 @@
         <w:pStyle w:val="ListBullet"/>
       </w:pPr>
       <w:r>
-        <w:t>`(50,)`: one hidden layer with 50 neurons</w:t>
+        <w:t>(50,): one hidden layer with 50 neurons</w:t>
       </w:r>
     </w:p>
     <w:p>
@@ -527,7 +521,7 @@
         <w:pStyle w:val="ListBullet"/>
       </w:pPr>
       <w:r>
-        <w:t>`(100,)`: one hidden layer with 100 neurons</w:t>
+        <w:t>(100,): one hidden layer with 100 neurons</w:t>
       </w:r>
     </w:p>
     <w:p>
@@ -535,7 +529,7 @@
         <w:pStyle w:val="ListBullet"/>
       </w:pPr>
       <w:r>
-        <w:t>`(100, 50)`: two hidden layers</w:t>
+        <w:t>(100, 50): two hidden layers</w:t>
       </w:r>
     </w:p>
     <w:p>
@@ -543,7 +537,7 @@
         <w:pStyle w:val="ListBullet"/>
       </w:pPr>
       <w:r>
-        <w:t>`(128, 64)`: larger two-layer architecture</w:t>
+        <w:t>(128, 64): larger two-layer architecture</w:t>
       </w:r>
     </w:p>
     <w:p>
@@ -552,11 +546,8 @@
       </w:r>
     </w:p>
     <w:p>
-      <w:pPr>
-        <w:pStyle w:val="IntenseQuote"/>
-      </w:pPr>
       <w:r>
-        <w:t>**Neural Network `(100,)`**</w:t>
+        <w:t>Neural Network (100,)</w:t>
       </w:r>
     </w:p>
     <w:p>
@@ -594,7 +585,7 @@
     </w:p>
     <w:p>
       <w:r>
-        <w:t>| 1 | Neural Network `(100,)` | 0.5792 | 0.5566 | 0.5792 | 0.4978 |</w:t>
+        <w:t>| 1 | Neural Network (100,) | 0.5792 | 0.5566 | 0.5792 | 0.4978 |</w:t>
       </w:r>
     </w:p>
     <w:p>
@@ -609,7 +600,7 @@
     </w:p>
     <w:p>
       <w:r>
-        <w:t>| 4 | Neural Network `(128, 64)` | 0.5479 | 0.5211 | 0.5479 | 0.4844 |</w:t>
+        <w:t>| 4 | Neural Network (128, 64) | 0.5479 | 0.5211 | 0.5479 | 0.4844 |</w:t>
       </w:r>
     </w:p>
     <w:p>
@@ -619,7 +610,7 @@
     </w:p>
     <w:p>
       <w:r>
-        <w:t>| 6 | Neural Network `(100, 50)` | 0.5438 | 0.4865 | 0.5438 | 0.4658 |</w:t>
+        <w:t>| 6 | Neural Network (100, 50) | 0.5438 | 0.4865 | 0.5438 | 0.4658 |</w:t>
       </w:r>
     </w:p>
     <w:p>
@@ -629,7 +620,7 @@
     </w:p>
     <w:p>
       <w:r>
-        <w:t>| 8 | Neural Network `(50,)` | 0.5583 | 0.4978 | 0.5583 | 0.4337 |</w:t>
+        <w:t>| 8 | Neural Network (50,) | 0.5583 | 0.4978 | 0.5583 | 0.4337 |</w:t>
       </w:r>
     </w:p>
     <w:p>
@@ -770,7 +761,7 @@
         <w:pStyle w:val="ListBullet"/>
       </w:pPr>
       <w:r>
-        <w:t>Initialization methods: `k-means++`, `random`</w:t>
+        <w:t>Initialization methods: k-means++, random</w:t>
       </w:r>
     </w:p>
     <w:p>
@@ -778,7 +769,7 @@
         <w:pStyle w:val="ListBullet"/>
       </w:pPr>
       <w:r>
-        <w:t>`n_init`: 10, 20</w:t>
+        <w:t>n_init: 10, 20</w:t>
       </w:r>
     </w:p>
     <w:p>
@@ -799,7 +790,7 @@
         <w:pStyle w:val="ListBullet"/>
       </w:pPr>
       <w:r>
-        <w:t>Linkage: `ward`, `complete`, `average`</w:t>
+        <w:t>Linkage: ward, complete, average</w:t>
       </w:r>
     </w:p>
     <w:p>
@@ -852,7 +843,7 @@
         <w:pStyle w:val="ListBullet"/>
       </w:pPr>
       <w:r>
-        <w:t>Crosstab against real `DemandLevel`</w:t>
+        <w:t>Crosstab against real DemandLevel</w:t>
       </w:r>
     </w:p>
     <w:p>
@@ -946,7 +937,7 @@
         <w:pStyle w:val="ListBullet"/>
       </w:pPr>
       <w:r>
-        <w:t>The demand classes overlap, especially `Medium` with `Low` and `High`.</w:t>
+        <w:t>The demand classes overlap, especially Medium with Low and High.</w:t>
       </w:r>
     </w:p>
     <w:p>
@@ -954,7 +945,7 @@
         <w:pStyle w:val="ListBullet"/>
       </w:pPr>
       <w:r>
-        <w:t>`Medium` is the majority class, making the task imbalanced.</w:t>
+        <w:t>Medium is the majority class, making the task imbalanced.</w:t>
       </w:r>
     </w:p>
     <w:p>
@@ -986,7 +977,7 @@
         <w:pStyle w:val="ListBullet"/>
       </w:pPr>
       <w:r>
-        <w:t>`SoldUnits` was removed to prevent leakage, which makes the prediction task more realistic but harder.</w:t>
+        <w:t>SoldUnits was removed to prevent leakage, which makes the prediction task more realistic but harder.</w:t>
       </w:r>
     </w:p>
     <w:p>
@@ -1114,11 +1105,8 @@
       </w:r>
     </w:p>
     <w:p>
-      <w:pPr>
-        <w:pStyle w:val="IntenseQuote"/>
-      </w:pPr>
       <w:r>
-        <w:t>**Neural Network `(100,)`, selected by Weighted F1 Score.**</w:t>
+        <w:t>Neural Network (100,), selected by Weighted F1 Score.</w:t>
       </w:r>
     </w:p>
     <w:p>
